--- a/dapan/cnttcb/Cau1.docx
+++ b/dapan/cnttcb/Cau1.docx
@@ -4,11 +4,19 @@
   <w:body>
     <w:p>
       <w:pPr>
+        <w:ind w:right="49"/>
         <w:jc w:val="both"/>
+        <w:rPr>
+          <w:sz w:val="28"/>
+          <w:szCs w:val="28"/>
+        </w:rPr>
       </w:pPr>
+      <w:bookmarkStart w:id="0" w:name="_GoBack"/>
       <w:r>
         <w:rPr>
           <w:noProof/>
+          <w:sz w:val="28"/>
+          <w:szCs w:val="28"/>
         </w:rPr>
         <mc:AlternateContent>
           <mc:Choice Requires="wps">
@@ -16,15 +24,15 @@
               <wp:anchor distT="0" distB="0" distL="114300" distR="114300" simplePos="0" relativeHeight="251662336" behindDoc="0" locked="0" layoutInCell="1" allowOverlap="1">
                 <wp:simplePos x="0" y="0"/>
                 <wp:positionH relativeFrom="column">
-                  <wp:posOffset>-151065</wp:posOffset>
+                  <wp:posOffset>-479203</wp:posOffset>
                 </wp:positionH>
                 <wp:positionV relativeFrom="paragraph">
-                  <wp:posOffset>42725</wp:posOffset>
+                  <wp:posOffset>-337399</wp:posOffset>
                 </wp:positionV>
-                <wp:extent cx="6258994" cy="6870225"/>
-                <wp:effectExtent l="19050" t="19050" r="46990" b="45085"/>
+                <wp:extent cx="6821326" cy="7305274"/>
+                <wp:effectExtent l="19050" t="19050" r="17780" b="10160"/>
                 <wp:wrapNone/>
-                <wp:docPr id="4" name="Round Same Side Corner Rectangle 4"/>
+                <wp:docPr id="1" name="Rectangle 1"/>
                 <wp:cNvGraphicFramePr/>
                 <a:graphic xmlns:a="http://schemas.openxmlformats.org/drawingml/2006/main">
                   <a:graphicData uri="http://schemas.microsoft.com/office/word/2010/wordprocessingShape">
@@ -33,17 +41,130 @@
                       <wps:spPr>
                         <a:xfrm>
                           <a:off x="0" y="0"/>
-                          <a:ext cx="6258994" cy="6870225"/>
+                          <a:ext cx="6821326" cy="7305274"/>
+                        </a:xfrm>
+                        <a:prstGeom prst="rect">
+                          <a:avLst/>
+                        </a:prstGeom>
+                        <a:noFill/>
+                        <a:ln w="38100" cap="flat" cmpd="sng" algn="ctr">
+                          <a:solidFill>
+                            <a:schemeClr val="dk1"/>
+                          </a:solidFill>
+                          <a:prstDash val="solid"/>
+                          <a:round/>
+                          <a:headEnd type="none" w="med" len="med"/>
+                          <a:tailEnd type="none" w="med" len="med"/>
+                        </a:ln>
+                      </wps:spPr>
+                      <wps:style>
+                        <a:lnRef idx="0">
+                          <a:scrgbClr r="0" g="0" b="0"/>
+                        </a:lnRef>
+                        <a:fillRef idx="0">
+                          <a:scrgbClr r="0" g="0" b="0"/>
+                        </a:fillRef>
+                        <a:effectRef idx="0">
+                          <a:scrgbClr r="0" g="0" b="0"/>
+                        </a:effectRef>
+                        <a:fontRef idx="minor">
+                          <a:schemeClr val="dk1"/>
+                        </a:fontRef>
+                      </wps:style>
+                      <wps:bodyPr rot="0" spcFirstLastPara="0" vertOverflow="overflow" horzOverflow="overflow" vert="horz" wrap="square" lIns="91440" tIns="45720" rIns="91440" bIns="45720" numCol="1" spcCol="0" rtlCol="0" fromWordArt="0" anchor="ctr" anchorCtr="0" forceAA="0" compatLnSpc="1">
+                        <a:prstTxWarp prst="textNoShape">
+                          <a:avLst/>
+                        </a:prstTxWarp>
+                        <a:noAutofit/>
+                      </wps:bodyPr>
+                    </wps:wsp>
+                  </a:graphicData>
+                </a:graphic>
+                <wp14:sizeRelH relativeFrom="margin">
+                  <wp14:pctWidth>0</wp14:pctWidth>
+                </wp14:sizeRelH>
+                <wp14:sizeRelV relativeFrom="margin">
+                  <wp14:pctHeight>0</wp14:pctHeight>
+                </wp14:sizeRelV>
+              </wp:anchor>
+            </w:drawing>
+          </mc:Choice>
+          <mc:Fallback>
+            <w:pict>
+              <v:rect w14:anchorId="2AEAB973" id="Rectangle 1" o:spid="_x0000_s1026" style="position:absolute;margin-left:-37.75pt;margin-top:-26.55pt;width:537.1pt;height:575.2pt;z-index:251662336;visibility:visible;mso-wrap-style:square;mso-width-percent:0;mso-height-percent:0;mso-wrap-distance-left:9pt;mso-wrap-distance-top:0;mso-wrap-distance-right:9pt;mso-wrap-distance-bottom:0;mso-position-horizontal:absolute;mso-position-horizontal-relative:text;mso-position-vertical:absolute;mso-position-vertical-relative:text;mso-width-percent:0;mso-height-percent:0;mso-width-relative:margin;mso-height-relative:margin;v-text-anchor:middle" o:gfxdata="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" filled="f" strokecolor="black [3200]" strokeweight="3pt">
+                <v:stroke joinstyle="round"/>
+              </v:rect>
+            </w:pict>
+          </mc:Fallback>
+        </mc:AlternateContent>
+      </w:r>
+      <w:bookmarkEnd w:id="0"/>
+    </w:p>
+    <w:p>
+      <w:pPr>
+        <w:ind w:right="49"/>
+        <w:jc w:val="both"/>
+        <w:rPr>
+          <w:sz w:val="28"/>
+          <w:szCs w:val="28"/>
+        </w:rPr>
+      </w:pPr>
+    </w:p>
+    <w:p>
+      <w:pPr>
+        <w:ind w:right="49"/>
+        <w:jc w:val="both"/>
+        <w:rPr>
+          <w:sz w:val="28"/>
+          <w:szCs w:val="28"/>
+        </w:rPr>
+      </w:pPr>
+    </w:p>
+    <w:p>
+      <w:pPr>
+        <w:ind w:right="49"/>
+        <w:jc w:val="both"/>
+        <w:rPr>
+          <w:sz w:val="28"/>
+          <w:szCs w:val="28"/>
+        </w:rPr>
+      </w:pPr>
+      <w:r>
+        <w:rPr>
+          <w:noProof/>
+          <w:sz w:val="28"/>
+          <w:szCs w:val="28"/>
+        </w:rPr>
+        <mc:AlternateContent>
+          <mc:Choice Requires="wps">
+            <w:drawing>
+              <wp:anchor distT="0" distB="0" distL="114300" distR="114300" simplePos="0" relativeHeight="251661312" behindDoc="0" locked="0" layoutInCell="1" allowOverlap="1" wp14:anchorId="1AD4DBCE" wp14:editId="73011EC3">
+                <wp:simplePos x="0" y="0"/>
+                <wp:positionH relativeFrom="column">
+                  <wp:posOffset>-304800</wp:posOffset>
+                </wp:positionH>
+                <wp:positionV relativeFrom="paragraph">
+                  <wp:posOffset>165100</wp:posOffset>
+                </wp:positionV>
+                <wp:extent cx="6438900" cy="4140200"/>
+                <wp:effectExtent l="38100" t="38100" r="38100" b="31750"/>
+                <wp:wrapNone/>
+                <wp:docPr id="11" name="Round Same Side Corner Rectangle 11"/>
+                <wp:cNvGraphicFramePr/>
+                <a:graphic xmlns:a="http://schemas.openxmlformats.org/drawingml/2006/main">
+                  <a:graphicData uri="http://schemas.microsoft.com/office/word/2010/wordprocessingShape">
+                    <wps:wsp>
+                      <wps:cNvSpPr/>
+                      <wps:spPr>
+                        <a:xfrm>
+                          <a:off x="0" y="0"/>
+                          <a:ext cx="6438900" cy="4140200"/>
                         </a:xfrm>
                         <a:prstGeom prst="round2SameRect">
                           <a:avLst/>
                         </a:prstGeom>
                         <a:noFill/>
-                        <a:ln w="47625" cmpd="thickThin">
-                          <a:solidFill>
-                            <a:srgbClr val="FF0000"/>
-                          </a:solidFill>
-                        </a:ln>
+                        <a:ln w="76200" cmpd="tri"/>
                       </wps:spPr>
                       <wps:style>
                         <a:lnRef idx="2">
@@ -78,9 +199,9 @@
           </mc:Choice>
           <mc:Fallback>
             <w:pict>
-              <v:shape w14:anchorId="0B36473C" id="Round Same Side Corner Rectangle 4" o:spid="_x0000_s1026" style="position:absolute;margin-left:-11.9pt;margin-top:3.35pt;width:492.85pt;height:540.95pt;z-index:251662336;visibility:visible;mso-wrap-style:square;mso-height-percent:0;mso-wrap-distance-left:9pt;mso-wrap-distance-top:0;mso-wrap-distance-right:9pt;mso-wrap-distance-bottom:0;mso-position-horizontal:absolute;mso-position-horizontal-relative:text;mso-position-vertical:absolute;mso-position-vertical-relative:text;mso-height-percent:0;mso-height-relative:margin;v-text-anchor:middle" coordsize="6258994,6870225" o:gfxdata="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" path="m1043187,l5215807,v576136,,1043187,467051,1043187,1043187l6258994,6870225r,l,6870225r,l,1043187c,467051,467051,,1043187,xe" filled="f" strokecolor="red" strokeweight="3.75pt">
-                <v:stroke linestyle="thickThin" joinstyle="miter"/>
-                <v:path arrowok="t" o:connecttype="custom" o:connectlocs="1043187,0;5215807,0;6258994,1043187;6258994,6870225;6258994,6870225;0,6870225;0,6870225;0,1043187;1043187,0" o:connectangles="0,0,0,0,0,0,0,0,0"/>
+              <v:shape w14:anchorId="2C867497" id="Round Same Side Corner Rectangle 11" o:spid="_x0000_s1026" style="position:absolute;margin-left:-24pt;margin-top:13pt;width:507pt;height:326pt;z-index:251661312;visibility:visible;mso-wrap-style:square;mso-height-percent:0;mso-wrap-distance-left:9pt;mso-wrap-distance-top:0;mso-wrap-distance-right:9pt;mso-wrap-distance-bottom:0;mso-position-horizontal:absolute;mso-position-horizontal-relative:text;mso-position-vertical:absolute;mso-position-vertical-relative:text;mso-height-percent:0;mso-height-relative:margin;v-text-anchor:middle" coordsize="6438900,4140200" o:gfxdata="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" path="m690047,l5748853,v381102,,690047,308945,690047,690047l6438900,4140200r,l,4140200r,l,690047c,308945,308945,,690047,xe" filled="f" strokecolor="#1f3763 [1604]" strokeweight="6pt">
+                <v:stroke linestyle="thickBetweenThin" joinstyle="miter"/>
+                <v:path arrowok="t" o:connecttype="custom" o:connectlocs="690047,0;5748853,0;6438900,690047;6438900,4140200;6438900,4140200;0,4140200;0,4140200;0,690047;690047,0" o:connectangles="0,0,0,0,0,0,0,0,0"/>
               </v:shape>
             </w:pict>
           </mc:Fallback>
@@ -89,40 +210,272 @@
       <w:r>
         <w:rPr>
           <w:noProof/>
+          <w:sz w:val="28"/>
+          <w:szCs w:val="28"/>
         </w:rPr>
         <mc:AlternateContent>
           <mc:Choice Requires="wps">
             <w:drawing>
-              <wp:anchor distT="0" distB="0" distL="114300" distR="114300" simplePos="0" relativeHeight="251659264" behindDoc="0" locked="0" layoutInCell="1" allowOverlap="1" wp14:anchorId="0D4ABA7D" wp14:editId="06E10CA7">
+              <wp:anchor distT="0" distB="0" distL="114300" distR="114300" simplePos="0" relativeHeight="251660288" behindDoc="0" locked="0" layoutInCell="1" allowOverlap="1" wp14:anchorId="0D061023" wp14:editId="3CA5B468">
                 <wp:simplePos x="0" y="0"/>
                 <wp:positionH relativeFrom="column">
-                  <wp:posOffset>-63500</wp:posOffset>
+                  <wp:posOffset>1231900</wp:posOffset>
                 </wp:positionH>
                 <wp:positionV relativeFrom="paragraph">
-                  <wp:posOffset>189230</wp:posOffset>
+                  <wp:posOffset>-774700</wp:posOffset>
                 </wp:positionV>
-                <wp:extent cx="6004560" cy="733425"/>
-                <wp:effectExtent l="0" t="0" r="0" b="9525"/>
-                <wp:wrapSquare wrapText="bothSides"/>
-                <wp:docPr id="1" name="Text Box 1"/>
+                <wp:extent cx="3619500" cy="876300"/>
+                <wp:effectExtent l="0" t="0" r="19050" b="19050"/>
+                <wp:wrapNone/>
+                <wp:docPr id="10" name="Horizontal Scroll 10"/>
                 <wp:cNvGraphicFramePr/>
                 <a:graphic xmlns:a="http://schemas.openxmlformats.org/drawingml/2006/main">
                   <a:graphicData uri="http://schemas.microsoft.com/office/word/2010/wordprocessingShape">
                     <wps:wsp>
-                      <wps:cNvSpPr txBox="1"/>
+                      <wps:cNvSpPr/>
                       <wps:spPr>
                         <a:xfrm>
                           <a:off x="0" y="0"/>
-                          <a:ext cx="6004560" cy="733425"/>
+                          <a:ext cx="3619500" cy="876300"/>
                         </a:xfrm>
-                        <a:prstGeom prst="rect">
+                        <a:prstGeom prst="horizontalScroll">
                           <a:avLst/>
                         </a:prstGeom>
                         <a:noFill/>
-                        <a:ln>
-                          <a:noFill/>
-                        </a:ln>
                       </wps:spPr>
+                      <wps:style>
+                        <a:lnRef idx="2">
+                          <a:schemeClr val="accent1">
+                            <a:shade val="50000"/>
+                          </a:schemeClr>
+                        </a:lnRef>
+                        <a:fillRef idx="1">
+                          <a:schemeClr val="accent1"/>
+                        </a:fillRef>
+                        <a:effectRef idx="0">
+                          <a:schemeClr val="accent1"/>
+                        </a:effectRef>
+                        <a:fontRef idx="minor">
+                          <a:schemeClr val="lt1"/>
+                        </a:fontRef>
+                      </wps:style>
+                      <wps:txbx>
+                        <w:txbxContent>
+                          <w:p>
+                            <w:pPr>
+                              <w:pStyle w:val="Heading2"/>
+                              <w:jc w:val="center"/>
+                              <w:rPr>
+                                <w:sz w:val="50"/>
+                              </w:rPr>
+                            </w:pPr>
+                            <w:r>
+                              <w:rPr>
+                                <w:sz w:val="50"/>
+                              </w:rPr>
+                              <w:t>Hiệu năng máy tính</w:t>
+                            </w:r>
+                          </w:p>
+                          <w:p>
+                            <w:pPr>
+                              <w:jc w:val="center"/>
+                              <w:rPr>
+                                <w:sz w:val="46"/>
+                              </w:rPr>
+                            </w:pPr>
+                          </w:p>
+                        </w:txbxContent>
+                      </wps:txbx>
+                      <wps:bodyPr rot="0" spcFirstLastPara="0" vertOverflow="overflow" horzOverflow="overflow" vert="horz" wrap="square" lIns="91440" tIns="45720" rIns="91440" bIns="45720" numCol="1" spcCol="0" rtlCol="0" fromWordArt="0" anchor="ctr" anchorCtr="0" forceAA="0" compatLnSpc="1">
+                        <a:prstTxWarp prst="textNoShape">
+                          <a:avLst/>
+                        </a:prstTxWarp>
+                        <a:noAutofit/>
+                      </wps:bodyPr>
+                    </wps:wsp>
+                  </a:graphicData>
+                </a:graphic>
+              </wp:anchor>
+            </w:drawing>
+          </mc:Choice>
+          <mc:Fallback>
+            <w:pict>
+              <v:shapetype w14:anchorId="0D061023" id="_x0000_t98" coordsize="21600,21600" o:spt="98" adj="2700" path="m0@5qy@2@1l@0@1@0@2qy@7,,21600@2l21600@9qy@7@10l@1@10@1@11qy@2,21600,0@11xem0@5nfqy@2@6@1@5@3@4@2@5l@2@6em@1@5nfl@1@10em21600@2nfqy@7@1l@0@1em@0@2nfqy@8@3@7@2l@7@1e">
+                <v:formulas>
+                  <v:f eqn="sum width 0 #0"/>
+                  <v:f eqn="val #0"/>
+                  <v:f eqn="prod @1 1 2"/>
+                  <v:f eqn="prod @1 3 4"/>
+                  <v:f eqn="prod @1 5 4"/>
+                  <v:f eqn="prod @1 3 2"/>
+                  <v:f eqn="prod @1 2 1"/>
+                  <v:f eqn="sum width 0 @2"/>
+                  <v:f eqn="sum width 0 @3"/>
+                  <v:f eqn="sum height 0 @5"/>
+                  <v:f eqn="sum height 0 @1"/>
+                  <v:f eqn="sum height 0 @2"/>
+                  <v:f eqn="val width"/>
+                  <v:f eqn="prod width 1 2"/>
+                  <v:f eqn="prod height 1 2"/>
+                </v:formulas>
+                <v:path o:extrusionok="f" limo="10800,10800" o:connecttype="custom" o:connectlocs="@13,@1;0,@14;@13,@10;@12,@14" o:connectangles="270,180,90,0" textboxrect="@1,@1,@7,@10"/>
+                <v:handles>
+                  <v:h position="#0,topLeft" xrange="0,5400"/>
+                </v:handles>
+                <o:complex v:ext="view"/>
+              </v:shapetype>
+              <v:shape id="Horizontal Scroll 10" o:spid="_x0000_s1026" type="#_x0000_t98" style="position:absolute;left:0;text-align:left;margin-left:97pt;margin-top:-61pt;width:285pt;height:69pt;z-index:251660288;visibility:visible;mso-wrap-style:square;mso-wrap-distance-left:9pt;mso-wrap-distance-top:0;mso-wrap-distance-right:9pt;mso-wrap-distance-bottom:0;mso-position-horizontal:absolute;mso-position-horizontal-relative:text;mso-position-vertical:absolute;mso-position-vertical-relative:text;v-text-anchor:middle" o:gfxdata="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" filled="f" strokecolor="#1f3763 [1604]" strokeweight="1pt">
+                <v:stroke joinstyle="miter"/>
+                <v:textbox>
+                  <w:txbxContent>
+                    <w:p>
+                      <w:pPr>
+                        <w:pStyle w:val="Heading2"/>
+                        <w:jc w:val="center"/>
+                        <w:rPr>
+                          <w:sz w:val="50"/>
+                        </w:rPr>
+                      </w:pPr>
+                      <w:r>
+                        <w:rPr>
+                          <w:sz w:val="50"/>
+                        </w:rPr>
+                        <w:t>Hiệu năng máy tính</w:t>
+                      </w:r>
+                    </w:p>
+                    <w:p>
+                      <w:pPr>
+                        <w:jc w:val="center"/>
+                        <w:rPr>
+                          <w:sz w:val="46"/>
+                        </w:rPr>
+                      </w:pPr>
+                    </w:p>
+                  </w:txbxContent>
+                </v:textbox>
+              </v:shape>
+            </w:pict>
+          </mc:Fallback>
+        </mc:AlternateContent>
+      </w:r>
+    </w:p>
+    <w:p>
+      <w:pPr>
+        <w:ind w:left="9" w:right="49"/>
+        <w:rPr>
+          <w:sz w:val="28"/>
+          <w:szCs w:val="28"/>
+        </w:rPr>
+      </w:pPr>
+    </w:p>
+    <w:p>
+      <w:pPr>
+        <w:keepNext/>
+        <w:framePr w:dropCap="drop" w:lines="2" w:wrap="around" w:vAnchor="text" w:hAnchor="text"/>
+        <w:spacing w:line="643" w:lineRule="exact"/>
+        <w:ind w:left="9"/>
+        <w:textAlignment w:val="baseline"/>
+        <w:rPr>
+          <w:position w:val="-6"/>
+          <w:sz w:val="80"/>
+          <w:szCs w:val="28"/>
+        </w:rPr>
+      </w:pPr>
+      <w:r>
+        <w:rPr>
+          <w:position w:val="-6"/>
+          <w:sz w:val="80"/>
+          <w:szCs w:val="28"/>
+        </w:rPr>
+        <w:t>N</w:t>
+      </w:r>
+    </w:p>
+    <w:p>
+      <w:pPr>
+        <w:ind w:left="9" w:right="49"/>
+        <w:rPr>
+          <w:sz w:val="28"/>
+          <w:szCs w:val="28"/>
+        </w:rPr>
+      </w:pPr>
+      <w:r>
+        <w:rPr>
+          <w:sz w:val="28"/>
+          <w:szCs w:val="28"/>
+        </w:rPr>
+        <w:t xml:space="preserve">hìn chung, hiệu năng của máy tính phụ thuộc vào các thiết bị hoạt động với nhau. </w:t>
+      </w:r>
+    </w:p>
+    <w:p>
+      <w:pPr>
+        <w:pStyle w:val="ListParagraph"/>
+        <w:numPr>
+          <w:ilvl w:val="0"/>
+          <w:numId w:val="1"/>
+        </w:numPr>
+        <w:spacing w:after="112" w:line="247" w:lineRule="auto"/>
+        <w:ind w:left="0" w:right="49" w:firstLine="426"/>
+        <w:jc w:val="both"/>
+        <w:rPr>
+          <w:sz w:val="28"/>
+          <w:szCs w:val="28"/>
+        </w:rPr>
+      </w:pPr>
+      <w:r>
+        <w:rPr>
+          <w:b/>
+          <w:noProof/>
+          <w:sz w:val="28"/>
+          <w:szCs w:val="28"/>
+        </w:rPr>
+        <mc:AlternateContent>
+          <mc:Choice Requires="wps">
+            <w:drawing>
+              <wp:anchor distT="0" distB="0" distL="114300" distR="114300" simplePos="0" relativeHeight="251659264" behindDoc="0" locked="0" layoutInCell="1" allowOverlap="1" wp14:anchorId="3C06BB45" wp14:editId="694B1676">
+                <wp:simplePos x="0" y="0"/>
+                <wp:positionH relativeFrom="column">
+                  <wp:posOffset>1689100</wp:posOffset>
+                </wp:positionH>
+                <wp:positionV relativeFrom="paragraph">
+                  <wp:posOffset>584200</wp:posOffset>
+                </wp:positionV>
+                <wp:extent cx="2540000" cy="2082800"/>
+                <wp:effectExtent l="0" t="0" r="12700" b="12700"/>
+                <wp:wrapSquare wrapText="bothSides"/>
+                <wp:docPr id="9" name="Teardrop 9"/>
+                <wp:cNvGraphicFramePr/>
+                <a:graphic xmlns:a="http://schemas.openxmlformats.org/drawingml/2006/main">
+                  <a:graphicData uri="http://schemas.microsoft.com/office/word/2010/wordprocessingShape">
+                    <wps:wsp>
+                      <wps:cNvSpPr/>
+                      <wps:spPr>
+                        <a:xfrm>
+                          <a:off x="0" y="0"/>
+                          <a:ext cx="2540000" cy="2082800"/>
+                        </a:xfrm>
+                        <a:prstGeom prst="teardrop">
+                          <a:avLst>
+                            <a:gd name="adj" fmla="val 98000"/>
+                          </a:avLst>
+                        </a:prstGeom>
+                        <a:solidFill>
+                          <a:schemeClr val="accent1"/>
+                        </a:solidFill>
+                      </wps:spPr>
+                      <wps:style>
+                        <a:lnRef idx="1">
+                          <a:schemeClr val="accent2"/>
+                        </a:lnRef>
+                        <a:fillRef idx="2">
+                          <a:schemeClr val="accent2"/>
+                        </a:fillRef>
+                        <a:effectRef idx="1">
+                          <a:schemeClr val="accent2"/>
+                        </a:effectRef>
+                        <a:fontRef idx="minor">
+                          <a:schemeClr val="dk1"/>
+                        </a:fontRef>
+                      </wps:style>
                       <wps:txbx>
                         <w:txbxContent>
                           <w:p>
@@ -130,127 +483,23 @@
                               <w:jc w:val="center"/>
                               <w:rPr>
                                 <w:b/>
-                                <w:color w:val="2E74B5" w:themeColor="accent1" w:themeShade="BF"/>
-                                <w:sz w:val="36"/>
-                                <w:szCs w:val="36"/>
-                                <w14:shadow w14:blurRad="38100" w14:dist="25400" w14:dir="5400000" w14:sx="100000" w14:sy="100000" w14:kx="0" w14:ky="0" w14:algn="ctr">
-                                  <w14:srgbClr w14:val="6E747A">
-                                    <w14:alpha w14:val="57000"/>
-                                  </w14:srgbClr>
-                                </w14:shadow>
-                                <w14:textOutline w14:w="0" w14:cap="flat" w14:cmpd="sng" w14:algn="ctr">
-                                  <w14:noFill/>
-                                  <w14:prstDash w14:val="solid"/>
-                                  <w14:round/>
-                                </w14:textOutline>
+                                <w:color w:val="FFFFFF" w:themeColor="background1"/>
+                                <w:sz w:val="44"/>
                               </w:rPr>
                             </w:pPr>
                             <w:r>
                               <w:rPr>
                                 <w:b/>
-                                <w:color w:val="2E74B5" w:themeColor="accent1" w:themeShade="BF"/>
-                                <w:sz w:val="36"/>
-                                <w:szCs w:val="36"/>
-                                <w14:shadow w14:blurRad="38100" w14:dist="25400" w14:dir="5400000" w14:sx="100000" w14:sy="100000" w14:kx="0" w14:ky="0" w14:algn="ctr">
-                                  <w14:srgbClr w14:val="6E747A">
-                                    <w14:alpha w14:val="57000"/>
-                                  </w14:srgbClr>
-                                </w14:shadow>
-                                <w14:textOutline w14:w="0" w14:cap="flat" w14:cmpd="sng" w14:algn="ctr">
-                                  <w14:noFill/>
-                                  <w14:prstDash w14:val="solid"/>
-                                  <w14:round/>
-                                </w14:textOutline>
+                                <w:color w:val="FFFFFF" w:themeColor="background1"/>
+                                <w:sz w:val="44"/>
                               </w:rPr>
-                              <w:t>NĂM 2025, DU LỊCH KHÁNH HÒA</w:t>
-                            </w:r>
-                          </w:p>
-                          <w:p>
-                            <w:pPr>
-                              <w:jc w:val="center"/>
-                              <w:rPr>
-                                <w:b/>
-                                <w:color w:val="2E74B5" w:themeColor="accent1" w:themeShade="BF"/>
-                                <w:sz w:val="36"/>
-                                <w:szCs w:val="36"/>
-                                <w14:shadow w14:blurRad="38100" w14:dist="25400" w14:dir="5400000" w14:sx="100000" w14:sy="100000" w14:kx="0" w14:ky="0" w14:algn="ctr">
-                                  <w14:srgbClr w14:val="6E747A">
-                                    <w14:alpha w14:val="57000"/>
-                                  </w14:srgbClr>
-                                </w14:shadow>
-                                <w14:reflection w14:blurRad="6350" w14:stA="55000" w14:stPos="0" w14:endA="50" w14:endPos="85000" w14:dist="0" w14:dir="5400000" w14:fadeDir="5400000" w14:sx="100000" w14:sy="-100000" w14:kx="0" w14:ky="0" w14:algn="bl"/>
-                                <w14:textOutline w14:w="0" w14:cap="flat" w14:cmpd="sng" w14:algn="ctr">
-                                  <w14:noFill/>
-                                  <w14:prstDash w14:val="solid"/>
-                                  <w14:round/>
-                                </w14:textOutline>
-                              </w:rPr>
-                            </w:pPr>
-                            <w:r>
-                              <w:rPr>
-                                <w:b/>
-                                <w:color w:val="2E74B5" w:themeColor="accent1" w:themeShade="BF"/>
-                                <w:sz w:val="36"/>
-                                <w:szCs w:val="36"/>
-                                <w14:shadow w14:blurRad="38100" w14:dist="25400" w14:dir="5400000" w14:sx="100000" w14:sy="100000" w14:kx="0" w14:ky="0" w14:algn="ctr">
-                                  <w14:srgbClr w14:val="6E747A">
-                                    <w14:alpha w14:val="57000"/>
-                                  </w14:srgbClr>
-                                </w14:shadow>
-                                <w14:reflection w14:blurRad="6350" w14:stA="55000" w14:stPos="0" w14:endA="50" w14:endPos="85000" w14:dist="0" w14:dir="5400000" w14:fadeDir="5400000" w14:sx="100000" w14:sy="-100000" w14:kx="0" w14:ky="0" w14:algn="bl"/>
-                                <w14:textOutline w14:w="0" w14:cap="flat" w14:cmpd="sng" w14:algn="ctr">
-                                  <w14:noFill/>
-                                  <w14:prstDash w14:val="solid"/>
-                                  <w14:round/>
-                                </w14:textOutline>
-                              </w:rPr>
-                              <w:t xml:space="preserve">ĐẶT MỤC TIÊU ĐÓN </w:t>
-                            </w:r>
-                            <w:r>
-                              <w:rPr>
-                                <w:b/>
-                                <w:color w:val="FF0000"/>
-                                <w:sz w:val="36"/>
-                                <w:szCs w:val="36"/>
-                                <w14:shadow w14:blurRad="38100" w14:dist="25400" w14:dir="5400000" w14:sx="100000" w14:sy="100000" w14:kx="0" w14:ky="0" w14:algn="ctr">
-                                  <w14:srgbClr w14:val="6E747A">
-                                    <w14:alpha w14:val="57000"/>
-                                  </w14:srgbClr>
-                                </w14:shadow>
-                                <w14:reflection w14:blurRad="6350" w14:stA="55000" w14:stPos="0" w14:endA="50" w14:endPos="85000" w14:dist="0" w14:dir="5400000" w14:fadeDir="5400000" w14:sx="100000" w14:sy="-100000" w14:kx="0" w14:ky="0" w14:algn="bl"/>
-                                <w14:textOutline w14:w="0" w14:cap="flat" w14:cmpd="sng" w14:algn="ctr">
-                                  <w14:noFill/>
-                                  <w14:prstDash w14:val="solid"/>
-                                  <w14:round/>
-                                </w14:textOutline>
-                              </w:rPr>
-                              <w:t xml:space="preserve">11,8 </w:t>
-                            </w:r>
-                            <w:r>
-                              <w:rPr>
-                                <w:b/>
-                                <w:color w:val="2E74B5" w:themeColor="accent1" w:themeShade="BF"/>
-                                <w:sz w:val="36"/>
-                                <w:szCs w:val="36"/>
-                                <w14:shadow w14:blurRad="38100" w14:dist="25400" w14:dir="5400000" w14:sx="100000" w14:sy="100000" w14:kx="0" w14:ky="0" w14:algn="ctr">
-                                  <w14:srgbClr w14:val="6E747A">
-                                    <w14:alpha w14:val="57000"/>
-                                  </w14:srgbClr>
-                                </w14:shadow>
-                                <w14:reflection w14:blurRad="6350" w14:stA="55000" w14:stPos="0" w14:endA="50" w14:endPos="85000" w14:dist="0" w14:dir="5400000" w14:fadeDir="5400000" w14:sx="100000" w14:sy="-100000" w14:kx="0" w14:ky="0" w14:algn="bl"/>
-                                <w14:textOutline w14:w="0" w14:cap="flat" w14:cmpd="sng" w14:algn="ctr">
-                                  <w14:noFill/>
-                                  <w14:prstDash w14:val="solid"/>
-                                  <w14:round/>
-                                </w14:textOutline>
-                              </w:rPr>
-                              <w:t>TRIỆU LƯỢT KHÁCH</w:t>
+                              <w:t>CHUẨN KHÔNG CẦN CHỈNH</w:t>
                             </w:r>
                           </w:p>
                         </w:txbxContent>
                       </wps:txbx>
-                      <wps:bodyPr rot="0" spcFirstLastPara="0" vertOverflow="overflow" horzOverflow="overflow" vert="horz" wrap="square" lIns="91440" tIns="45720" rIns="91440" bIns="45720" numCol="1" spcCol="0" rtlCol="0" fromWordArt="0" anchor="t" anchorCtr="0" forceAA="0" compatLnSpc="1">
-                        <a:prstTxWarp prst="textCurveUp">
+                      <wps:bodyPr rot="0" spcFirstLastPara="0" vertOverflow="overflow" horzOverflow="overflow" vert="horz" wrap="square" lIns="91440" tIns="45720" rIns="91440" bIns="45720" numCol="1" spcCol="0" rtlCol="0" fromWordArt="0" anchor="ctr" anchorCtr="0" forceAA="0" compatLnSpc="1">
+                        <a:prstTxWarp prst="textNoShape">
                           <a:avLst/>
                         </a:prstTxWarp>
                         <a:noAutofit/>
@@ -258,22 +507,15 @@
                     </wps:wsp>
                   </a:graphicData>
                 </a:graphic>
-                <wp14:sizeRelH relativeFrom="margin">
-                  <wp14:pctWidth>0</wp14:pctWidth>
-                </wp14:sizeRelH>
-                <wp14:sizeRelV relativeFrom="margin">
-                  <wp14:pctHeight>0</wp14:pctHeight>
-                </wp14:sizeRelV>
               </wp:anchor>
             </w:drawing>
           </mc:Choice>
           <mc:Fallback>
             <w:pict>
-              <v:shapetype w14:anchorId="0D4ABA7D" id="_x0000_t202" coordsize="21600,21600" o:spt="202" path="m,l,21600r21600,l21600,xe">
+              <v:shape w14:anchorId="3C06BB45" id="Teardrop 9" o:spid="_x0000_s1027" style="position:absolute;left:0;text-align:left;margin-left:133pt;margin-top:46pt;width:200pt;height:164pt;z-index:251659264;visibility:visible;mso-wrap-style:square;mso-wrap-distance-left:9pt;mso-wrap-distance-top:0;mso-wrap-distance-right:9pt;mso-wrap-distance-bottom:0;mso-position-horizontal:absolute;mso-position-horizontal-relative:text;mso-position-vertical:absolute;mso-position-vertical-relative:text;v-text-anchor:middle" coordsize="2540000,2082800" o:spt="100" o:gfxdata="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" adj="-11796480,,5400" path="m,1041400c,466251,568598,,1270000,v414867,,829733,6943,1244600,20828c2531533,361019,2540000,701209,2540000,1041400v,575149,-568598,1041400,-1270000,1041400c568598,2082800,,1616549,,1041400xe" fillcolor="#4472c4 [3204]" strokecolor="#ed7d31 [3205]" strokeweight=".5pt">
                 <v:stroke joinstyle="miter"/>
-                <v:path gradientshapeok="t" o:connecttype="rect"/>
-              </v:shapetype>
-              <v:shape id="Text Box 1" o:spid="_x0000_s1026" type="#_x0000_t202" style="position:absolute;left:0;text-align:left;margin-left:-5pt;margin-top:14.9pt;width:472.8pt;height:57.75pt;z-index:251659264;visibility:visible;mso-wrap-style:square;mso-width-percent:0;mso-height-percent:0;mso-wrap-distance-left:9pt;mso-wrap-distance-top:0;mso-wrap-distance-right:9pt;mso-wrap-distance-bottom:0;mso-position-horizontal:absolute;mso-position-horizontal-relative:text;mso-position-vertical:absolute;mso-position-vertical-relative:text;mso-width-percent:0;mso-height-percent:0;mso-width-relative:margin;mso-height-relative:margin;v-text-anchor:top" o:gfxdata="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" filled="f" stroked="f">
+                <v:formulas/>
+                <v:path arrowok="t" o:connecttype="custom" o:connectlocs="0,1041400;1270000,0;2514600,20828;2540000,1041400;1270000,2082800;0,1041400" o:connectangles="0,0,0,0,0,0" textboxrect="0,0,2540000,2082800"/>
                 <v:textbox>
                   <w:txbxContent>
                     <w:p>
@@ -281,121 +523,17 @@
                         <w:jc w:val="center"/>
                         <w:rPr>
                           <w:b/>
-                          <w:color w:val="2E74B5" w:themeColor="accent1" w:themeShade="BF"/>
-                          <w:sz w:val="36"/>
-                          <w:szCs w:val="36"/>
-                          <w14:shadow w14:blurRad="38100" w14:dist="25400" w14:dir="5400000" w14:sx="100000" w14:sy="100000" w14:kx="0" w14:ky="0" w14:algn="ctr">
-                            <w14:srgbClr w14:val="6E747A">
-                              <w14:alpha w14:val="57000"/>
-                            </w14:srgbClr>
-                          </w14:shadow>
-                          <w14:textOutline w14:w="0" w14:cap="flat" w14:cmpd="sng" w14:algn="ctr">
-                            <w14:noFill/>
-                            <w14:prstDash w14:val="solid"/>
-                            <w14:round/>
-                          </w14:textOutline>
+                          <w:color w:val="FFFFFF" w:themeColor="background1"/>
+                          <w:sz w:val="44"/>
                         </w:rPr>
                       </w:pPr>
                       <w:r>
                         <w:rPr>
                           <w:b/>
-                          <w:color w:val="2E74B5" w:themeColor="accent1" w:themeShade="BF"/>
-                          <w:sz w:val="36"/>
-                          <w:szCs w:val="36"/>
-                          <w14:shadow w14:blurRad="38100" w14:dist="25400" w14:dir="5400000" w14:sx="100000" w14:sy="100000" w14:kx="0" w14:ky="0" w14:algn="ctr">
-                            <w14:srgbClr w14:val="6E747A">
-                              <w14:alpha w14:val="57000"/>
-                            </w14:srgbClr>
-                          </w14:shadow>
-                          <w14:textOutline w14:w="0" w14:cap="flat" w14:cmpd="sng" w14:algn="ctr">
-                            <w14:noFill/>
-                            <w14:prstDash w14:val="solid"/>
-                            <w14:round/>
-                          </w14:textOutline>
+                          <w:color w:val="FFFFFF" w:themeColor="background1"/>
+                          <w:sz w:val="44"/>
                         </w:rPr>
-                        <w:t>NĂM 2025, DU LỊCH KHÁNH HÒA</w:t>
-                      </w:r>
-                    </w:p>
-                    <w:p>
-                      <w:pPr>
-                        <w:jc w:val="center"/>
-                        <w:rPr>
-                          <w:b/>
-                          <w:color w:val="2E74B5" w:themeColor="accent1" w:themeShade="BF"/>
-                          <w:sz w:val="36"/>
-                          <w:szCs w:val="36"/>
-                          <w14:shadow w14:blurRad="38100" w14:dist="25400" w14:dir="5400000" w14:sx="100000" w14:sy="100000" w14:kx="0" w14:ky="0" w14:algn="ctr">
-                            <w14:srgbClr w14:val="6E747A">
-                              <w14:alpha w14:val="57000"/>
-                            </w14:srgbClr>
-                          </w14:shadow>
-                          <w14:reflection w14:blurRad="6350" w14:stA="55000" w14:stPos="0" w14:endA="50" w14:endPos="85000" w14:dist="0" w14:dir="5400000" w14:fadeDir="5400000" w14:sx="100000" w14:sy="-100000" w14:kx="0" w14:ky="0" w14:algn="bl"/>
-                          <w14:textOutline w14:w="0" w14:cap="flat" w14:cmpd="sng" w14:algn="ctr">
-                            <w14:noFill/>
-                            <w14:prstDash w14:val="solid"/>
-                            <w14:round/>
-                          </w14:textOutline>
-                        </w:rPr>
-                      </w:pPr>
-                      <w:r>
-                        <w:rPr>
-                          <w:b/>
-                          <w:color w:val="2E74B5" w:themeColor="accent1" w:themeShade="BF"/>
-                          <w:sz w:val="36"/>
-                          <w:szCs w:val="36"/>
-                          <w14:shadow w14:blurRad="38100" w14:dist="25400" w14:dir="5400000" w14:sx="100000" w14:sy="100000" w14:kx="0" w14:ky="0" w14:algn="ctr">
-                            <w14:srgbClr w14:val="6E747A">
-                              <w14:alpha w14:val="57000"/>
-                            </w14:srgbClr>
-                          </w14:shadow>
-                          <w14:reflection w14:blurRad="6350" w14:stA="55000" w14:stPos="0" w14:endA="50" w14:endPos="85000" w14:dist="0" w14:dir="5400000" w14:fadeDir="5400000" w14:sx="100000" w14:sy="-100000" w14:kx="0" w14:ky="0" w14:algn="bl"/>
-                          <w14:textOutline w14:w="0" w14:cap="flat" w14:cmpd="sng" w14:algn="ctr">
-                            <w14:noFill/>
-                            <w14:prstDash w14:val="solid"/>
-                            <w14:round/>
-                          </w14:textOutline>
-                        </w:rPr>
-                        <w:t xml:space="preserve">ĐẶT MỤC TIÊU ĐÓN </w:t>
-                      </w:r>
-                      <w:r>
-                        <w:rPr>
-                          <w:b/>
-                          <w:color w:val="FF0000"/>
-                          <w:sz w:val="36"/>
-                          <w:szCs w:val="36"/>
-                          <w14:shadow w14:blurRad="38100" w14:dist="25400" w14:dir="5400000" w14:sx="100000" w14:sy="100000" w14:kx="0" w14:ky="0" w14:algn="ctr">
-                            <w14:srgbClr w14:val="6E747A">
-                              <w14:alpha w14:val="57000"/>
-                            </w14:srgbClr>
-                          </w14:shadow>
-                          <w14:reflection w14:blurRad="6350" w14:stA="55000" w14:stPos="0" w14:endA="50" w14:endPos="85000" w14:dist="0" w14:dir="5400000" w14:fadeDir="5400000" w14:sx="100000" w14:sy="-100000" w14:kx="0" w14:ky="0" w14:algn="bl"/>
-                          <w14:textOutline w14:w="0" w14:cap="flat" w14:cmpd="sng" w14:algn="ctr">
-                            <w14:noFill/>
-                            <w14:prstDash w14:val="solid"/>
-                            <w14:round/>
-                          </w14:textOutline>
-                        </w:rPr>
-                        <w:t xml:space="preserve">11,8 </w:t>
-                      </w:r>
-                      <w:r>
-                        <w:rPr>
-                          <w:b/>
-                          <w:color w:val="2E74B5" w:themeColor="accent1" w:themeShade="BF"/>
-                          <w:sz w:val="36"/>
-                          <w:szCs w:val="36"/>
-                          <w14:shadow w14:blurRad="38100" w14:dist="25400" w14:dir="5400000" w14:sx="100000" w14:sy="100000" w14:kx="0" w14:ky="0" w14:algn="ctr">
-                            <w14:srgbClr w14:val="6E747A">
-                              <w14:alpha w14:val="57000"/>
-                            </w14:srgbClr>
-                          </w14:shadow>
-                          <w14:reflection w14:blurRad="6350" w14:stA="55000" w14:stPos="0" w14:endA="50" w14:endPos="85000" w14:dist="0" w14:dir="5400000" w14:fadeDir="5400000" w14:sx="100000" w14:sy="-100000" w14:kx="0" w14:ky="0" w14:algn="bl"/>
-                          <w14:textOutline w14:w="0" w14:cap="flat" w14:cmpd="sng" w14:algn="ctr">
-                            <w14:noFill/>
-                            <w14:prstDash w14:val="solid"/>
-                            <w14:round/>
-                          </w14:textOutline>
-                        </w:rPr>
-                        <w:t>TRIỆU LƯỢT KHÁCH</w:t>
+                        <w:t>CHUẨN KHÔNG CẦN CHỈNH</w:t>
                       </w:r>
                     </w:p>
                   </w:txbxContent>
@@ -406,238 +544,1079 @@
           </mc:Fallback>
         </mc:AlternateContent>
       </w:r>
+      <w:r>
+        <w:rPr>
+          <w:b/>
+          <w:sz w:val="28"/>
+          <w:szCs w:val="28"/>
+        </w:rPr>
+        <w:t>Tốc độ của bộ xử lý trung tâm (CPU)</w:t>
+      </w:r>
+      <w:r>
+        <w:rPr>
+          <w:sz w:val="28"/>
+          <w:szCs w:val="28"/>
+        </w:rPr>
+        <w:t xml:space="preserve">: tốc độ CPU có liên hệ với tần số đồng hồ làm việc của nó (tính bằng các đơn vị như MHz, GHz, v.v..). </w:t>
+      </w:r>
     </w:p>
     <w:p>
       <w:pPr>
-        <w:ind w:firstLine="720"/>
+        <w:pStyle w:val="ListParagraph"/>
+        <w:numPr>
+          <w:ilvl w:val="0"/>
+          <w:numId w:val="1"/>
+        </w:numPr>
+        <w:spacing w:after="112" w:line="247" w:lineRule="auto"/>
+        <w:ind w:left="0" w:right="49" w:firstLine="360"/>
         <w:jc w:val="both"/>
         <w:rPr>
-          <w:b/>
-          <w:color w:val="2E74B5" w:themeColor="accent1" w:themeShade="BF"/>
-          <w:u w:val="double" w:color="FF0000"/>
+          <w:sz w:val="28"/>
+          <w:szCs w:val="28"/>
         </w:rPr>
-        <w:sectPr>
-          <w:pgSz w:w="11906" w:h="16838" w:code="9"/>
-          <w:pgMar w:top="1134" w:right="851" w:bottom="1134" w:left="1701" w:header="720" w:footer="720" w:gutter="0"/>
-          <w:cols w:space="720"/>
-          <w:docGrid w:linePitch="381"/>
-        </w:sectPr>
-      </w:pPr>
-    </w:p>
-    <w:p>
-      <w:pPr>
-        <w:ind w:firstLine="437"/>
-        <w:jc w:val="both"/>
       </w:pPr>
       <w:r>
         <w:rPr>
           <w:b/>
-          <w:color w:val="2E74B5" w:themeColor="accent1" w:themeShade="BF"/>
-          <w:u w:val="double" w:color="FF0000"/>
+          <w:sz w:val="28"/>
+          <w:szCs w:val="28"/>
         </w:rPr>
-        <w:lastRenderedPageBreak/>
-        <w:t>(Thanh tra)</w:t>
+        <w:t>Dung lượng và tốc bộ nhớ RAM</w:t>
       </w:r>
       <w:r>
         <w:rPr>
-          <w:color w:val="0070C0"/>
+          <w:sz w:val="28"/>
+          <w:szCs w:val="28"/>
         </w:rPr>
-        <w:t xml:space="preserve"> </w:t>
-      </w:r>
-      <w:r>
-        <w:t>- Theo bà Nguyễn Thị Lệ Thanh, Giám đốc Sở Du lịch Khánh Hòa, năm 2025, ngành Du lịch tỉnh đặt mục tiêu đón 11,8 triệu lượt khách du lịch, trong đó có 5,2 triệu lượt khách quốc tế; doanh thu du lịch đạt 60.000 tỷ đồng.</w:t>
+        <w:t xml:space="preserve">: dung lượng và tốc độ của bộ nhớ RAM trong máy tính của bạn tạo sự khác biệt rất lớn cách thực hiện máy tính của bạn. Nếu bạn đang cố gắng để chạy Windows XP với 64 MB bộ nhớ RAM thì có lẽ nó không làm việc. </w:t>
       </w:r>
     </w:p>
     <w:p>
       <w:pPr>
+        <w:pStyle w:val="ListParagraph"/>
+        <w:numPr>
+          <w:ilvl w:val="0"/>
+          <w:numId w:val="1"/>
+        </w:numPr>
+        <w:spacing w:after="112" w:line="247" w:lineRule="auto"/>
+        <w:ind w:left="0" w:right="49" w:firstLine="360"/>
         <w:jc w:val="both"/>
-        <w:sectPr>
-          <w:type w:val="continuous"/>
-          <w:pgSz w:w="11906" w:h="16838" w:code="9"/>
-          <w:pgMar w:top="1134" w:right="851" w:bottom="1134" w:left="1701" w:header="720" w:footer="720" w:gutter="0"/>
-          <w:cols w:space="720"/>
-          <w:docGrid w:linePitch="381"/>
-        </w:sectPr>
-      </w:pPr>
-    </w:p>
-    <w:p>
-      <w:pPr>
-        <w:keepNext/>
-        <w:framePr w:dropCap="drop" w:lines="3" w:wrap="around" w:vAnchor="text" w:hAnchor="text"/>
-        <w:spacing w:after="0" w:line="1042" w:lineRule="exact"/>
-        <w:ind w:firstLine="720"/>
-        <w:jc w:val="both"/>
-        <w:textAlignment w:val="baseline"/>
         <w:rPr>
-          <w:rFonts w:cs="Times New Roman"/>
-          <w:position w:val="-12"/>
-          <w:sz w:val="138"/>
+          <w:sz w:val="28"/>
+          <w:szCs w:val="28"/>
         </w:rPr>
       </w:pPr>
       <w:r>
         <w:rPr>
-          <w:rFonts w:cs="Times New Roman"/>
-          <w:position w:val="-12"/>
-          <w:sz w:val="138"/>
+          <w:b/>
+          <w:sz w:val="28"/>
+          <w:szCs w:val="28"/>
         </w:rPr>
-        <w:t>Đ</w:t>
+        <w:t>Tốc độ đĩa cứng (disk speed):</w:t>
+      </w:r>
+      <w:r>
+        <w:rPr>
+          <w:sz w:val="28"/>
+          <w:szCs w:val="28"/>
+        </w:rPr>
+        <w:t xml:space="preserve"> yếu tố lớn nhất trong hoạt động của máy tính của bạn là tốc độ đĩa cứng, tốc độ các ổ đĩa cứng có thể tìm, đọc, viết, và chuyển dữ liệu sẽ làm cho một khác biệt lớn trong cách máy tính của bạn thực hiện. Hầu hết các ổ cứng ngày nay quay tại 7.200 rpm, máy tính xách tay vẫn quay tại 5.200 rpm, đó là một</w:t>
       </w:r>
     </w:p>
     <w:p>
       <w:pPr>
-        <w:ind w:left="-284"/>
+        <w:spacing w:after="112" w:line="247" w:lineRule="auto"/>
+        <w:ind w:right="49"/>
         <w:jc w:val="both"/>
+        <w:rPr>
+          <w:sz w:val="28"/>
+          <w:szCs w:val="28"/>
+        </w:rPr>
       </w:pPr>
-      <w:r>
-        <w:t>ể</w:t>
-      </w:r>
-      <w:r>
-        <w:t xml:space="preserve"> đạt được mục tiêu trên, ngành Du lịch Khánh Hòa phải phát huy tiềm năng, lợi thế để thu hút khách du lịch, nhất là lợi thế về dịch vụ nghỉ dưỡng. Du lịch Khánh Hòa phải giữ vững các thị trường khách lớn như Hàn Quốc, Trung Quốc; đấy mạnh thu hút lại thị trường</w:t>
-      </w:r>
-      <w:r>
-        <w:t xml:space="preserve"> khách Nga… Bên cạnh công tác xúc tiến quảng bá, các </w:t>
-      </w:r>
-      <w:r>
-        <w:lastRenderedPageBreak/>
-        <w:t>doanh nghiệp</w:t>
-      </w:r>
-      <w:bookmarkStart w:id="0" w:name="_GoBack"/>
-      <w:bookmarkEnd w:id="0"/>
-      <w:r>
-        <w:t xml:space="preserve"> du lịch Khánh Hòa phải giữ vững chất lượng dịch vụ lưu trú nghỉ dưỡng. </w:t>
-      </w:r>
     </w:p>
+    <w:tbl>
+      <w:tblPr>
+        <w:tblW w:w="9392" w:type="dxa"/>
+        <w:tblInd w:w="103" w:type="dxa"/>
+        <w:tblLayout w:type="fixed"/>
+        <w:tblLook w:val="04A0" w:firstRow="1" w:lastRow="0" w:firstColumn="1" w:lastColumn="0" w:noHBand="0" w:noVBand="1"/>
+      </w:tblPr>
+      <w:tblGrid>
+        <w:gridCol w:w="670"/>
+        <w:gridCol w:w="2754"/>
+        <w:gridCol w:w="976"/>
+        <w:gridCol w:w="992"/>
+        <w:gridCol w:w="1559"/>
+        <w:gridCol w:w="2410"/>
+        <w:gridCol w:w="31"/>
+      </w:tblGrid>
+      <w:tr>
+        <w:trPr>
+          <w:trHeight w:val="641"/>
+        </w:trPr>
+        <w:tc>
+          <w:tcPr>
+            <w:tcW w:w="9392" w:type="dxa"/>
+            <w:gridSpan w:val="7"/>
+            <w:tcBorders>
+              <w:top w:val="single" w:sz="4" w:space="0" w:color="auto"/>
+              <w:left w:val="single" w:sz="4" w:space="0" w:color="auto"/>
+              <w:bottom w:val="single" w:sz="4" w:space="0" w:color="auto"/>
+              <w:right w:val="single" w:sz="4" w:space="0" w:color="auto"/>
+            </w:tcBorders>
+            <w:shd w:val="clear" w:color="auto" w:fill="FFFF00"/>
+            <w:noWrap/>
+            <w:vAlign w:val="bottom"/>
+            <w:hideMark/>
+          </w:tcPr>
+          <w:p>
+            <w:pPr>
+              <w:jc w:val="center"/>
+              <w:rPr>
+                <w:b/>
+                <w:bCs/>
+                <w:color w:val="FF0000"/>
+              </w:rPr>
+            </w:pPr>
+            <w:r>
+              <w:rPr>
+                <w:b/>
+                <w:bCs/>
+                <w:sz w:val="38"/>
+              </w:rPr>
+              <w:t>DANH SÁCH THI TUYỂN</w:t>
+            </w:r>
+          </w:p>
+        </w:tc>
+      </w:tr>
+      <w:tr>
+        <w:trPr>
+          <w:gridAfter w:val="1"/>
+          <w:wAfter w:w="31" w:type="dxa"/>
+          <w:trHeight w:val="447"/>
+        </w:trPr>
+        <w:tc>
+          <w:tcPr>
+            <w:tcW w:w="670" w:type="dxa"/>
+            <w:vMerge w:val="restart"/>
+            <w:tcBorders>
+              <w:top w:val="nil"/>
+              <w:left w:val="single" w:sz="4" w:space="0" w:color="auto"/>
+              <w:bottom w:val="single" w:sz="4" w:space="0" w:color="auto"/>
+              <w:right w:val="single" w:sz="4" w:space="0" w:color="auto"/>
+            </w:tcBorders>
+            <w:shd w:val="clear" w:color="auto" w:fill="AEAAAA" w:themeFill="background2" w:themeFillShade="BF"/>
+            <w:noWrap/>
+            <w:vAlign w:val="center"/>
+            <w:hideMark/>
+          </w:tcPr>
+          <w:p>
+            <w:pPr>
+              <w:jc w:val="center"/>
+              <w:rPr>
+                <w:b/>
+                <w:bCs/>
+              </w:rPr>
+            </w:pPr>
+            <w:r>
+              <w:rPr>
+                <w:b/>
+                <w:bCs/>
+              </w:rPr>
+              <w:t>STT</w:t>
+            </w:r>
+          </w:p>
+        </w:tc>
+        <w:tc>
+          <w:tcPr>
+            <w:tcW w:w="2754" w:type="dxa"/>
+            <w:vMerge w:val="restart"/>
+            <w:tcBorders>
+              <w:top w:val="nil"/>
+              <w:left w:val="single" w:sz="4" w:space="0" w:color="auto"/>
+              <w:bottom w:val="single" w:sz="4" w:space="0" w:color="auto"/>
+              <w:right w:val="single" w:sz="4" w:space="0" w:color="auto"/>
+            </w:tcBorders>
+            <w:shd w:val="clear" w:color="auto" w:fill="AEAAAA" w:themeFill="background2" w:themeFillShade="BF"/>
+            <w:noWrap/>
+            <w:vAlign w:val="center"/>
+            <w:hideMark/>
+          </w:tcPr>
+          <w:p>
+            <w:pPr>
+              <w:jc w:val="center"/>
+              <w:rPr>
+                <w:b/>
+                <w:bCs/>
+              </w:rPr>
+            </w:pPr>
+            <w:r>
+              <w:rPr>
+                <w:b/>
+                <w:bCs/>
+              </w:rPr>
+              <w:t>TÊN THÍ SINH</w:t>
+            </w:r>
+          </w:p>
+        </w:tc>
+        <w:tc>
+          <w:tcPr>
+            <w:tcW w:w="1968" w:type="dxa"/>
+            <w:gridSpan w:val="2"/>
+            <w:tcBorders>
+              <w:top w:val="single" w:sz="4" w:space="0" w:color="auto"/>
+              <w:left w:val="nil"/>
+              <w:bottom w:val="single" w:sz="4" w:space="0" w:color="auto"/>
+              <w:right w:val="single" w:sz="4" w:space="0" w:color="auto"/>
+            </w:tcBorders>
+            <w:shd w:val="clear" w:color="auto" w:fill="AEAAAA" w:themeFill="background2" w:themeFillShade="BF"/>
+            <w:noWrap/>
+            <w:vAlign w:val="center"/>
+            <w:hideMark/>
+          </w:tcPr>
+          <w:p>
+            <w:pPr>
+              <w:jc w:val="center"/>
+              <w:rPr>
+                <w:b/>
+                <w:bCs/>
+              </w:rPr>
+            </w:pPr>
+            <w:r>
+              <w:rPr>
+                <w:b/>
+                <w:bCs/>
+              </w:rPr>
+              <w:t>NHẬP ĐIỂM</w:t>
+            </w:r>
+          </w:p>
+        </w:tc>
+        <w:tc>
+          <w:tcPr>
+            <w:tcW w:w="1559" w:type="dxa"/>
+            <w:vMerge w:val="restart"/>
+            <w:tcBorders>
+              <w:top w:val="nil"/>
+              <w:left w:val="single" w:sz="4" w:space="0" w:color="auto"/>
+              <w:bottom w:val="single" w:sz="4" w:space="0" w:color="auto"/>
+              <w:right w:val="single" w:sz="4" w:space="0" w:color="auto"/>
+            </w:tcBorders>
+            <w:shd w:val="clear" w:color="auto" w:fill="AEAAAA" w:themeFill="background2" w:themeFillShade="BF"/>
+            <w:vAlign w:val="center"/>
+            <w:hideMark/>
+          </w:tcPr>
+          <w:p>
+            <w:pPr>
+              <w:jc w:val="center"/>
+              <w:rPr>
+                <w:b/>
+                <w:bCs/>
+              </w:rPr>
+            </w:pPr>
+            <w:r>
+              <w:rPr>
+                <w:b/>
+                <w:bCs/>
+              </w:rPr>
+              <w:t>HẠNH KIỂM</w:t>
+            </w:r>
+          </w:p>
+        </w:tc>
+        <w:tc>
+          <w:tcPr>
+            <w:tcW w:w="2410" w:type="dxa"/>
+            <w:vMerge w:val="restart"/>
+            <w:tcBorders>
+              <w:top w:val="nil"/>
+              <w:left w:val="single" w:sz="4" w:space="0" w:color="auto"/>
+              <w:bottom w:val="single" w:sz="4" w:space="0" w:color="auto"/>
+              <w:right w:val="single" w:sz="4" w:space="0" w:color="auto"/>
+            </w:tcBorders>
+            <w:shd w:val="clear" w:color="auto" w:fill="AEAAAA" w:themeFill="background2" w:themeFillShade="BF"/>
+            <w:vAlign w:val="center"/>
+            <w:hideMark/>
+          </w:tcPr>
+          <w:p>
+            <w:pPr>
+              <w:jc w:val="center"/>
+              <w:rPr>
+                <w:b/>
+                <w:bCs/>
+              </w:rPr>
+            </w:pPr>
+            <w:r>
+              <w:rPr>
+                <w:b/>
+                <w:bCs/>
+              </w:rPr>
+              <w:t>XẾP</w:t>
+            </w:r>
+            <w:r>
+              <w:rPr>
+                <w:b/>
+                <w:bCs/>
+              </w:rPr>
+              <w:br/>
+              <w:t>LOẠI</w:t>
+            </w:r>
+          </w:p>
+        </w:tc>
+      </w:tr>
+      <w:tr>
+        <w:trPr>
+          <w:gridAfter w:val="1"/>
+          <w:wAfter w:w="31" w:type="dxa"/>
+          <w:trHeight w:val="315"/>
+        </w:trPr>
+        <w:tc>
+          <w:tcPr>
+            <w:tcW w:w="670" w:type="dxa"/>
+            <w:vMerge/>
+            <w:tcBorders>
+              <w:top w:val="nil"/>
+              <w:left w:val="single" w:sz="4" w:space="0" w:color="auto"/>
+              <w:bottom w:val="single" w:sz="4" w:space="0" w:color="auto"/>
+              <w:right w:val="single" w:sz="4" w:space="0" w:color="auto"/>
+            </w:tcBorders>
+            <w:shd w:val="clear" w:color="auto" w:fill="7F7F7F" w:themeFill="text1" w:themeFillTint="80"/>
+            <w:vAlign w:val="center"/>
+            <w:hideMark/>
+          </w:tcPr>
+          <w:p>
+            <w:pPr>
+              <w:rPr>
+                <w:b/>
+                <w:bCs/>
+                <w:color w:val="FFFFFF"/>
+              </w:rPr>
+            </w:pPr>
+          </w:p>
+        </w:tc>
+        <w:tc>
+          <w:tcPr>
+            <w:tcW w:w="2754" w:type="dxa"/>
+            <w:vMerge/>
+            <w:tcBorders>
+              <w:top w:val="nil"/>
+              <w:left w:val="single" w:sz="4" w:space="0" w:color="auto"/>
+              <w:bottom w:val="single" w:sz="4" w:space="0" w:color="auto"/>
+              <w:right w:val="single" w:sz="4" w:space="0" w:color="auto"/>
+            </w:tcBorders>
+            <w:shd w:val="clear" w:color="auto" w:fill="auto"/>
+            <w:vAlign w:val="center"/>
+            <w:hideMark/>
+          </w:tcPr>
+          <w:p>
+            <w:pPr>
+              <w:rPr>
+                <w:b/>
+                <w:bCs/>
+                <w:color w:val="FFFFFF"/>
+              </w:rPr>
+            </w:pPr>
+          </w:p>
+        </w:tc>
+        <w:tc>
+          <w:tcPr>
+            <w:tcW w:w="976" w:type="dxa"/>
+            <w:tcBorders>
+              <w:top w:val="nil"/>
+              <w:left w:val="nil"/>
+              <w:bottom w:val="single" w:sz="4" w:space="0" w:color="auto"/>
+              <w:right w:val="single" w:sz="4" w:space="0" w:color="auto"/>
+            </w:tcBorders>
+            <w:shd w:val="clear" w:color="auto" w:fill="7F7F7F" w:themeFill="text1" w:themeFillTint="80"/>
+            <w:noWrap/>
+            <w:vAlign w:val="bottom"/>
+            <w:hideMark/>
+          </w:tcPr>
+          <w:p>
+            <w:pPr>
+              <w:jc w:val="center"/>
+              <w:rPr>
+                <w:b/>
+                <w:bCs/>
+              </w:rPr>
+            </w:pPr>
+            <w:r>
+              <w:rPr>
+                <w:b/>
+                <w:bCs/>
+              </w:rPr>
+              <w:t>LT</w:t>
+            </w:r>
+          </w:p>
+        </w:tc>
+        <w:tc>
+          <w:tcPr>
+            <w:tcW w:w="992" w:type="dxa"/>
+            <w:tcBorders>
+              <w:top w:val="nil"/>
+              <w:left w:val="nil"/>
+              <w:bottom w:val="single" w:sz="4" w:space="0" w:color="auto"/>
+              <w:right w:val="single" w:sz="4" w:space="0" w:color="auto"/>
+            </w:tcBorders>
+            <w:shd w:val="clear" w:color="auto" w:fill="7F7F7F" w:themeFill="text1" w:themeFillTint="80"/>
+            <w:noWrap/>
+            <w:vAlign w:val="bottom"/>
+            <w:hideMark/>
+          </w:tcPr>
+          <w:p>
+            <w:pPr>
+              <w:jc w:val="center"/>
+              <w:rPr>
+                <w:b/>
+                <w:bCs/>
+              </w:rPr>
+            </w:pPr>
+            <w:r>
+              <w:rPr>
+                <w:b/>
+                <w:bCs/>
+              </w:rPr>
+              <w:t>TH</w:t>
+            </w:r>
+          </w:p>
+        </w:tc>
+        <w:tc>
+          <w:tcPr>
+            <w:tcW w:w="1559" w:type="dxa"/>
+            <w:vMerge/>
+            <w:tcBorders>
+              <w:top w:val="nil"/>
+              <w:left w:val="single" w:sz="4" w:space="0" w:color="auto"/>
+              <w:bottom w:val="single" w:sz="4" w:space="0" w:color="auto"/>
+              <w:right w:val="single" w:sz="4" w:space="0" w:color="auto"/>
+            </w:tcBorders>
+            <w:shd w:val="clear" w:color="auto" w:fill="auto"/>
+            <w:vAlign w:val="center"/>
+            <w:hideMark/>
+          </w:tcPr>
+          <w:p>
+            <w:pPr>
+              <w:rPr>
+                <w:b/>
+                <w:bCs/>
+                <w:color w:val="FFFFFF"/>
+              </w:rPr>
+            </w:pPr>
+          </w:p>
+        </w:tc>
+        <w:tc>
+          <w:tcPr>
+            <w:tcW w:w="2410" w:type="dxa"/>
+            <w:vMerge/>
+            <w:tcBorders>
+              <w:top w:val="nil"/>
+              <w:left w:val="single" w:sz="4" w:space="0" w:color="auto"/>
+              <w:bottom w:val="single" w:sz="4" w:space="0" w:color="auto"/>
+              <w:right w:val="single" w:sz="4" w:space="0" w:color="auto"/>
+            </w:tcBorders>
+            <w:shd w:val="clear" w:color="auto" w:fill="auto"/>
+            <w:vAlign w:val="center"/>
+            <w:hideMark/>
+          </w:tcPr>
+          <w:p>
+            <w:pPr>
+              <w:rPr>
+                <w:b/>
+                <w:bCs/>
+                <w:color w:val="FFFFFF"/>
+              </w:rPr>
+            </w:pPr>
+          </w:p>
+        </w:tc>
+      </w:tr>
+      <w:tr>
+        <w:trPr>
+          <w:gridAfter w:val="1"/>
+          <w:wAfter w:w="31" w:type="dxa"/>
+          <w:trHeight w:val="315"/>
+        </w:trPr>
+        <w:tc>
+          <w:tcPr>
+            <w:tcW w:w="670" w:type="dxa"/>
+            <w:tcBorders>
+              <w:top w:val="nil"/>
+              <w:left w:val="single" w:sz="4" w:space="0" w:color="auto"/>
+              <w:bottom w:val="single" w:sz="4" w:space="0" w:color="auto"/>
+              <w:right w:val="single" w:sz="4" w:space="0" w:color="auto"/>
+            </w:tcBorders>
+            <w:shd w:val="clear" w:color="auto" w:fill="auto"/>
+            <w:noWrap/>
+            <w:vAlign w:val="bottom"/>
+            <w:hideMark/>
+          </w:tcPr>
+          <w:p>
+            <w:r>
+              <w:t>1</w:t>
+            </w:r>
+          </w:p>
+        </w:tc>
+        <w:tc>
+          <w:tcPr>
+            <w:tcW w:w="2754" w:type="dxa"/>
+            <w:tcBorders>
+              <w:top w:val="nil"/>
+              <w:left w:val="nil"/>
+              <w:bottom w:val="single" w:sz="4" w:space="0" w:color="auto"/>
+              <w:right w:val="single" w:sz="4" w:space="0" w:color="auto"/>
+            </w:tcBorders>
+            <w:shd w:val="clear" w:color="auto" w:fill="auto"/>
+            <w:noWrap/>
+            <w:vAlign w:val="bottom"/>
+            <w:hideMark/>
+          </w:tcPr>
+          <w:p>
+            <w:r>
+              <w:t xml:space="preserve">Nông Đức Mạnh </w:t>
+            </w:r>
+          </w:p>
+        </w:tc>
+        <w:tc>
+          <w:tcPr>
+            <w:tcW w:w="976" w:type="dxa"/>
+            <w:tcBorders>
+              <w:top w:val="nil"/>
+              <w:left w:val="nil"/>
+              <w:bottom w:val="single" w:sz="4" w:space="0" w:color="auto"/>
+              <w:right w:val="single" w:sz="4" w:space="0" w:color="auto"/>
+            </w:tcBorders>
+            <w:shd w:val="clear" w:color="auto" w:fill="auto"/>
+            <w:noWrap/>
+            <w:vAlign w:val="bottom"/>
+          </w:tcPr>
+          <w:p>
+            <w:r>
+              <w:t>7</w:t>
+            </w:r>
+          </w:p>
+        </w:tc>
+        <w:tc>
+          <w:tcPr>
+            <w:tcW w:w="992" w:type="dxa"/>
+            <w:tcBorders>
+              <w:top w:val="nil"/>
+              <w:left w:val="nil"/>
+              <w:bottom w:val="single" w:sz="4" w:space="0" w:color="auto"/>
+              <w:right w:val="single" w:sz="4" w:space="0" w:color="auto"/>
+            </w:tcBorders>
+            <w:shd w:val="clear" w:color="auto" w:fill="auto"/>
+            <w:noWrap/>
+            <w:vAlign w:val="bottom"/>
+          </w:tcPr>
+          <w:p>
+            <w:r>
+              <w:t>8</w:t>
+            </w:r>
+          </w:p>
+        </w:tc>
+        <w:tc>
+          <w:tcPr>
+            <w:tcW w:w="1559" w:type="dxa"/>
+            <w:tcBorders>
+              <w:top w:val="nil"/>
+              <w:left w:val="nil"/>
+              <w:bottom w:val="single" w:sz="4" w:space="0" w:color="auto"/>
+              <w:right w:val="single" w:sz="4" w:space="0" w:color="auto"/>
+            </w:tcBorders>
+            <w:shd w:val="clear" w:color="auto" w:fill="auto"/>
+            <w:noWrap/>
+            <w:vAlign w:val="bottom"/>
+            <w:hideMark/>
+          </w:tcPr>
+          <w:p>
+            <w:pPr>
+              <w:rPr>
+                <w:b/>
+                <w:bCs/>
+                <w:color w:val="0000FF"/>
+              </w:rPr>
+            </w:pPr>
+            <w:r>
+              <w:rPr>
+                <w:b/>
+                <w:bCs/>
+                <w:color w:val="0000FF"/>
+              </w:rPr>
+              <w:t> </w:t>
+            </w:r>
+          </w:p>
+        </w:tc>
+        <w:tc>
+          <w:tcPr>
+            <w:tcW w:w="2410" w:type="dxa"/>
+            <w:tcBorders>
+              <w:top w:val="nil"/>
+              <w:left w:val="nil"/>
+              <w:bottom w:val="single" w:sz="4" w:space="0" w:color="auto"/>
+              <w:right w:val="single" w:sz="4" w:space="0" w:color="auto"/>
+            </w:tcBorders>
+            <w:shd w:val="clear" w:color="auto" w:fill="auto"/>
+            <w:noWrap/>
+            <w:vAlign w:val="bottom"/>
+            <w:hideMark/>
+          </w:tcPr>
+          <w:p>
+            <w:pPr>
+              <w:rPr>
+                <w:b/>
+                <w:bCs/>
+                <w:color w:val="0000FF"/>
+              </w:rPr>
+            </w:pPr>
+            <w:r>
+              <w:rPr>
+                <w:b/>
+                <w:bCs/>
+                <w:color w:val="0000FF"/>
+              </w:rPr>
+              <w:t> </w:t>
+            </w:r>
+          </w:p>
+        </w:tc>
+      </w:tr>
+      <w:tr>
+        <w:trPr>
+          <w:gridAfter w:val="1"/>
+          <w:wAfter w:w="31" w:type="dxa"/>
+          <w:trHeight w:val="315"/>
+        </w:trPr>
+        <w:tc>
+          <w:tcPr>
+            <w:tcW w:w="670" w:type="dxa"/>
+            <w:tcBorders>
+              <w:top w:val="nil"/>
+              <w:left w:val="single" w:sz="4" w:space="0" w:color="auto"/>
+              <w:bottom w:val="single" w:sz="4" w:space="0" w:color="auto"/>
+              <w:right w:val="single" w:sz="4" w:space="0" w:color="auto"/>
+            </w:tcBorders>
+            <w:shd w:val="clear" w:color="auto" w:fill="auto"/>
+            <w:noWrap/>
+            <w:vAlign w:val="bottom"/>
+            <w:hideMark/>
+          </w:tcPr>
+          <w:p>
+            <w:r>
+              <w:t>2</w:t>
+            </w:r>
+          </w:p>
+        </w:tc>
+        <w:tc>
+          <w:tcPr>
+            <w:tcW w:w="2754" w:type="dxa"/>
+            <w:tcBorders>
+              <w:top w:val="nil"/>
+              <w:left w:val="nil"/>
+              <w:bottom w:val="single" w:sz="4" w:space="0" w:color="auto"/>
+              <w:right w:val="single" w:sz="4" w:space="0" w:color="auto"/>
+            </w:tcBorders>
+            <w:shd w:val="clear" w:color="auto" w:fill="auto"/>
+            <w:noWrap/>
+            <w:vAlign w:val="bottom"/>
+            <w:hideMark/>
+          </w:tcPr>
+          <w:p>
+            <w:r>
+              <w:t>Đinh Khắc Huy</w:t>
+            </w:r>
+          </w:p>
+        </w:tc>
+        <w:tc>
+          <w:tcPr>
+            <w:tcW w:w="976" w:type="dxa"/>
+            <w:tcBorders>
+              <w:top w:val="nil"/>
+              <w:left w:val="nil"/>
+              <w:bottom w:val="single" w:sz="4" w:space="0" w:color="auto"/>
+              <w:right w:val="single" w:sz="4" w:space="0" w:color="auto"/>
+            </w:tcBorders>
+            <w:shd w:val="clear" w:color="auto" w:fill="auto"/>
+            <w:noWrap/>
+            <w:vAlign w:val="bottom"/>
+          </w:tcPr>
+          <w:p>
+            <w:r>
+              <w:t>9</w:t>
+            </w:r>
+          </w:p>
+        </w:tc>
+        <w:tc>
+          <w:tcPr>
+            <w:tcW w:w="992" w:type="dxa"/>
+            <w:tcBorders>
+              <w:top w:val="nil"/>
+              <w:left w:val="nil"/>
+              <w:bottom w:val="single" w:sz="4" w:space="0" w:color="auto"/>
+              <w:right w:val="single" w:sz="4" w:space="0" w:color="auto"/>
+            </w:tcBorders>
+            <w:shd w:val="clear" w:color="auto" w:fill="auto"/>
+            <w:noWrap/>
+            <w:vAlign w:val="bottom"/>
+          </w:tcPr>
+          <w:p>
+            <w:r>
+              <w:t>10</w:t>
+            </w:r>
+          </w:p>
+        </w:tc>
+        <w:tc>
+          <w:tcPr>
+            <w:tcW w:w="1559" w:type="dxa"/>
+            <w:tcBorders>
+              <w:top w:val="nil"/>
+              <w:left w:val="nil"/>
+              <w:bottom w:val="single" w:sz="4" w:space="0" w:color="auto"/>
+              <w:right w:val="single" w:sz="4" w:space="0" w:color="auto"/>
+            </w:tcBorders>
+            <w:shd w:val="clear" w:color="auto" w:fill="auto"/>
+            <w:noWrap/>
+            <w:vAlign w:val="bottom"/>
+            <w:hideMark/>
+          </w:tcPr>
+          <w:p>
+            <w:pPr>
+              <w:rPr>
+                <w:b/>
+                <w:bCs/>
+                <w:color w:val="0000FF"/>
+              </w:rPr>
+            </w:pPr>
+            <w:r>
+              <w:rPr>
+                <w:b/>
+                <w:bCs/>
+                <w:color w:val="0000FF"/>
+              </w:rPr>
+              <w:t> </w:t>
+            </w:r>
+          </w:p>
+        </w:tc>
+        <w:tc>
+          <w:tcPr>
+            <w:tcW w:w="2410" w:type="dxa"/>
+            <w:tcBorders>
+              <w:top w:val="nil"/>
+              <w:left w:val="nil"/>
+              <w:bottom w:val="single" w:sz="4" w:space="0" w:color="auto"/>
+              <w:right w:val="single" w:sz="4" w:space="0" w:color="auto"/>
+            </w:tcBorders>
+            <w:shd w:val="clear" w:color="auto" w:fill="auto"/>
+            <w:noWrap/>
+            <w:vAlign w:val="bottom"/>
+            <w:hideMark/>
+          </w:tcPr>
+          <w:p>
+            <w:pPr>
+              <w:rPr>
+                <w:b/>
+                <w:bCs/>
+                <w:color w:val="0000FF"/>
+              </w:rPr>
+            </w:pPr>
+            <w:r>
+              <w:rPr>
+                <w:b/>
+                <w:bCs/>
+                <w:color w:val="0000FF"/>
+              </w:rPr>
+              <w:t> </w:t>
+            </w:r>
+          </w:p>
+        </w:tc>
+      </w:tr>
+      <w:tr>
+        <w:trPr>
+          <w:gridAfter w:val="1"/>
+          <w:wAfter w:w="31" w:type="dxa"/>
+          <w:trHeight w:val="315"/>
+        </w:trPr>
+        <w:tc>
+          <w:tcPr>
+            <w:tcW w:w="670" w:type="dxa"/>
+            <w:tcBorders>
+              <w:top w:val="nil"/>
+              <w:left w:val="single" w:sz="4" w:space="0" w:color="auto"/>
+              <w:bottom w:val="single" w:sz="4" w:space="0" w:color="auto"/>
+              <w:right w:val="single" w:sz="4" w:space="0" w:color="auto"/>
+            </w:tcBorders>
+            <w:shd w:val="clear" w:color="auto" w:fill="auto"/>
+            <w:noWrap/>
+            <w:vAlign w:val="bottom"/>
+            <w:hideMark/>
+          </w:tcPr>
+          <w:p>
+            <w:r>
+              <w:t>3</w:t>
+            </w:r>
+          </w:p>
+        </w:tc>
+        <w:tc>
+          <w:tcPr>
+            <w:tcW w:w="2754" w:type="dxa"/>
+            <w:tcBorders>
+              <w:top w:val="nil"/>
+              <w:left w:val="nil"/>
+              <w:bottom w:val="single" w:sz="4" w:space="0" w:color="auto"/>
+              <w:right w:val="single" w:sz="4" w:space="0" w:color="auto"/>
+            </w:tcBorders>
+            <w:shd w:val="clear" w:color="auto" w:fill="auto"/>
+            <w:noWrap/>
+            <w:vAlign w:val="bottom"/>
+            <w:hideMark/>
+          </w:tcPr>
+          <w:p>
+            <w:r>
+              <w:t>Nguyễn Thị Kim Ngân</w:t>
+            </w:r>
+          </w:p>
+        </w:tc>
+        <w:tc>
+          <w:tcPr>
+            <w:tcW w:w="976" w:type="dxa"/>
+            <w:tcBorders>
+              <w:top w:val="nil"/>
+              <w:left w:val="nil"/>
+              <w:bottom w:val="single" w:sz="4" w:space="0" w:color="auto"/>
+              <w:right w:val="single" w:sz="4" w:space="0" w:color="auto"/>
+            </w:tcBorders>
+            <w:shd w:val="clear" w:color="auto" w:fill="auto"/>
+            <w:noWrap/>
+            <w:vAlign w:val="bottom"/>
+          </w:tcPr>
+          <w:p>
+            <w:r>
+              <w:t>8</w:t>
+            </w:r>
+          </w:p>
+        </w:tc>
+        <w:tc>
+          <w:tcPr>
+            <w:tcW w:w="992" w:type="dxa"/>
+            <w:tcBorders>
+              <w:top w:val="nil"/>
+              <w:left w:val="nil"/>
+              <w:bottom w:val="single" w:sz="4" w:space="0" w:color="auto"/>
+              <w:right w:val="single" w:sz="4" w:space="0" w:color="auto"/>
+            </w:tcBorders>
+            <w:shd w:val="clear" w:color="auto" w:fill="auto"/>
+            <w:noWrap/>
+            <w:vAlign w:val="bottom"/>
+          </w:tcPr>
+          <w:p>
+            <w:r>
+              <w:t>6</w:t>
+            </w:r>
+          </w:p>
+        </w:tc>
+        <w:tc>
+          <w:tcPr>
+            <w:tcW w:w="1559" w:type="dxa"/>
+            <w:tcBorders>
+              <w:top w:val="nil"/>
+              <w:left w:val="nil"/>
+              <w:bottom w:val="single" w:sz="4" w:space="0" w:color="auto"/>
+              <w:right w:val="single" w:sz="4" w:space="0" w:color="auto"/>
+            </w:tcBorders>
+            <w:shd w:val="clear" w:color="auto" w:fill="auto"/>
+            <w:noWrap/>
+            <w:vAlign w:val="bottom"/>
+            <w:hideMark/>
+          </w:tcPr>
+          <w:p>
+            <w:pPr>
+              <w:rPr>
+                <w:b/>
+                <w:bCs/>
+                <w:color w:val="0000FF"/>
+              </w:rPr>
+            </w:pPr>
+            <w:r>
+              <w:rPr>
+                <w:b/>
+                <w:bCs/>
+                <w:color w:val="0000FF"/>
+              </w:rPr>
+              <w:t> </w:t>
+            </w:r>
+          </w:p>
+        </w:tc>
+        <w:tc>
+          <w:tcPr>
+            <w:tcW w:w="2410" w:type="dxa"/>
+            <w:tcBorders>
+              <w:top w:val="nil"/>
+              <w:left w:val="nil"/>
+              <w:bottom w:val="single" w:sz="4" w:space="0" w:color="auto"/>
+              <w:right w:val="single" w:sz="4" w:space="0" w:color="auto"/>
+            </w:tcBorders>
+            <w:shd w:val="clear" w:color="auto" w:fill="auto"/>
+            <w:noWrap/>
+            <w:vAlign w:val="bottom"/>
+            <w:hideMark/>
+          </w:tcPr>
+          <w:p>
+            <w:pPr>
+              <w:rPr>
+                <w:b/>
+                <w:bCs/>
+                <w:color w:val="0000FF"/>
+              </w:rPr>
+            </w:pPr>
+            <w:r>
+              <w:rPr>
+                <w:b/>
+                <w:bCs/>
+                <w:color w:val="0000FF"/>
+              </w:rPr>
+              <w:t> </w:t>
+            </w:r>
+          </w:p>
+        </w:tc>
+      </w:tr>
+    </w:tbl>
     <w:p>
       <w:pPr>
+        <w:spacing w:after="112" w:line="247" w:lineRule="auto"/>
+        <w:ind w:right="49"/>
         <w:jc w:val="both"/>
-      </w:pPr>
-      <w:r>
         <w:rPr>
-          <w:noProof/>
-          <w:color w:val="0070C0"/>
+          <w:sz w:val="28"/>
+          <w:szCs w:val="28"/>
         </w:rPr>
-        <w:drawing>
-          <wp:anchor distT="0" distB="0" distL="114300" distR="114300" simplePos="0" relativeHeight="251661312" behindDoc="1" locked="0" layoutInCell="1" allowOverlap="1" wp14:anchorId="4F89A836" wp14:editId="6F070E0F">
-            <wp:simplePos x="0" y="0"/>
-            <wp:positionH relativeFrom="page">
-              <wp:posOffset>3217355</wp:posOffset>
-            </wp:positionH>
-            <wp:positionV relativeFrom="page">
-              <wp:posOffset>3490470</wp:posOffset>
-            </wp:positionV>
-            <wp:extent cx="2157730" cy="1438275"/>
-            <wp:effectExtent l="152400" t="152400" r="356870" b="371475"/>
-            <wp:wrapSquare wrapText="bothSides"/>
-            <wp:docPr id="7" name="Picture 7"/>
-            <wp:cNvGraphicFramePr>
-              <a:graphicFrameLocks xmlns:a="http://schemas.openxmlformats.org/drawingml/2006/main" noChangeAspect="1"/>
-            </wp:cNvGraphicFramePr>
-            <a:graphic xmlns:a="http://schemas.openxmlformats.org/drawingml/2006/main">
-              <a:graphicData uri="http://schemas.openxmlformats.org/drawingml/2006/picture">
-                <pic:pic xmlns:pic="http://schemas.openxmlformats.org/drawingml/2006/picture">
-                  <pic:nvPicPr>
-                    <pic:cNvPr id="7" name="53916_1294182858.jpg"/>
-                    <pic:cNvPicPr/>
-                  </pic:nvPicPr>
-                  <pic:blipFill>
-                    <a:blip r:embed="rId5" cstate="print">
-                      <a:extLst>
-                        <a:ext uri="{28A0092B-C50C-407E-A947-70E740481C1C}">
-                          <a14:useLocalDpi xmlns:a14="http://schemas.microsoft.com/office/drawing/2010/main" val="0"/>
-                        </a:ext>
-                      </a:extLst>
-                    </a:blip>
-                    <a:stretch>
-                      <a:fillRect/>
-                    </a:stretch>
-                  </pic:blipFill>
-                  <pic:spPr>
-                    <a:xfrm>
-                      <a:off x="0" y="0"/>
-                      <a:ext cx="2157730" cy="1438275"/>
-                    </a:xfrm>
-                    <a:prstGeom prst="rect">
-                      <a:avLst/>
-                    </a:prstGeom>
-                    <a:ln>
-                      <a:noFill/>
-                    </a:ln>
-                    <a:effectLst>
-                      <a:outerShdw blurRad="292100" dist="139700" dir="2700000" algn="tl" rotWithShape="0">
-                        <a:srgbClr val="333333">
-                          <a:alpha val="65000"/>
-                        </a:srgbClr>
-                      </a:outerShdw>
-                    </a:effectLst>
-                  </pic:spPr>
-                </pic:pic>
-              </a:graphicData>
-            </a:graphic>
-            <wp14:sizeRelH relativeFrom="margin">
-              <wp14:pctWidth>0</wp14:pctWidth>
-            </wp14:sizeRelH>
-            <wp14:sizeRelV relativeFrom="margin">
-              <wp14:pctHeight>0</wp14:pctHeight>
-            </wp14:sizeRelV>
-          </wp:anchor>
-        </w:drawing>
-      </w:r>
-      <w:r>
-        <w:t>Dịch vụ lưu trú nghỉ dưỡng của du lịch Nha Trang</w:t>
-      </w:r>
-      <w:r>
-        <w:t xml:space="preserve"> </w:t>
-      </w:r>
-      <w:r>
-        <w:t>- Khánh Hòa có những lợi thế cạnh tranh do có cơ sở vật chất tốt, dịch vụ chất lượng cao. Giá cả của dịch vụ nghỉ dưỡng ở Khánh Hòa cũng rẻ hơn so với nhiều nơi trên đất nước ta. Đây là điểm mạnh để du lịch Khánh Hòa thu hút khách du lịch Hàn Quốc trong những năm gần đây…</w:t>
-      </w:r>
-    </w:p>
-    <w:p>
-      <w:pPr>
-        <w:jc w:val="both"/>
-        <w:sectPr>
-          <w:type w:val="continuous"/>
-          <w:pgSz w:w="11906" w:h="16838" w:code="9"/>
-          <w:pgMar w:top="1418" w:right="851" w:bottom="1134" w:left="1985" w:header="720" w:footer="720" w:gutter="0"/>
-          <w:cols w:num="2" w:sep="1" w:space="720" w:equalWidth="0">
-            <w:col w:w="2354" w:space="720"/>
-            <w:col w:w="5996"/>
-          </w:cols>
-          <w:docGrid w:linePitch="381"/>
-        </w:sectPr>
       </w:pPr>
     </w:p>
-    <w:p>
-      <w:pPr>
-        <w:jc w:val="both"/>
-        <w:sectPr>
-          <w:type w:val="continuous"/>
-          <w:pgSz w:w="11906" w:h="16838" w:code="9"/>
-          <w:pgMar w:top="1134" w:right="851" w:bottom="1134" w:left="1701" w:header="720" w:footer="720" w:gutter="0"/>
-          <w:cols w:space="720"/>
-          <w:docGrid w:linePitch="381"/>
-        </w:sectPr>
-      </w:pPr>
-    </w:p>
-    <w:p>
-      <w:pPr>
-        <w:ind w:firstLine="720"/>
-        <w:jc w:val="both"/>
-      </w:pPr>
-      <w:r>
-        <w:lastRenderedPageBreak/>
-        <w:t>Cũng theo báo cáo của Sở Du lịch Khánh Hòa, toàn tỉnh có gần 1.200 cơ sở lưu trú du lịch với hơn 66.000 phòng, trong đó có hơn 40% số phòng chất lượng 3-5 sao, khách du lịch đến Khánh Hòa thỏa sức lựa chọn dịch vụ lưu trú nghỉ dưỡng.</w:t>
-      </w:r>
-    </w:p>
+    <w:p/>
+    <w:p/>
+    <w:p/>
     <w:sectPr>
-      <w:type w:val="continuous"/>
-      <w:pgSz w:w="11906" w:h="16838" w:code="9"/>
-      <w:pgMar w:top="1134" w:right="851" w:bottom="1134" w:left="1701" w:header="720" w:footer="720" w:gutter="0"/>
+      <w:pgSz w:w="12240" w:h="15840"/>
+      <w:pgMar w:top="1440" w:right="1440" w:bottom="1440" w:left="1440" w:header="720" w:footer="720" w:gutter="0"/>
       <w:cols w:space="720"/>
-      <w:docGrid w:linePitch="381"/>
+      <w:docGrid w:linePitch="360"/>
     </w:sectPr>
   </w:body>
 </w:document>
+</file>
+
+<file path=word/numbering.xml><?xml version="1.0" encoding="utf-8"?>
+<w:numbering xmlns:wpc="http://schemas.microsoft.com/office/word/2010/wordprocessingCanvas" xmlns:cx="http://schemas.microsoft.com/office/drawing/2014/chartex" xmlns:mc="http://schemas.openxmlformats.org/markup-compatibility/2006" xmlns:o="urn:schemas-microsoft-com:office:office" xmlns:r="http://schemas.openxmlformats.org/officeDocument/2006/relationships" xmlns:m="http://schemas.openxmlformats.org/officeDocument/2006/math" xmlns:v="urn:schemas-microsoft-com:vml" xmlns:wp14="http://schemas.microsoft.com/office/word/2010/wordprocessingDrawing" xmlns:wp="http://schemas.openxmlformats.org/drawingml/2006/wordprocessingDrawing" xmlns:w10="urn:schemas-microsoft-com:office:word" xmlns:w="http://schemas.openxmlformats.org/wordprocessingml/2006/main" xmlns:w14="http://schemas.microsoft.com/office/word/2010/wordml" xmlns:w15="http://schemas.microsoft.com/office/word/2012/wordml" xmlns:w16se="http://schemas.microsoft.com/office/word/2015/wordml/symex" xmlns:wpg="http://schemas.microsoft.com/office/word/2010/wordprocessingGroup" xmlns:wpi="http://schemas.microsoft.com/office/word/2010/wordprocessingInk" xmlns:wne="http://schemas.microsoft.com/office/word/2006/wordml" xmlns:wps="http://schemas.microsoft.com/office/word/2010/wordprocessingShape" mc:Ignorable="w14 w15 w16se wp14">
+  <w:abstractNum w:abstractNumId="0" w15:restartNumberingAfterBreak="0">
+    <w:nsid w:val="5BA3531A"/>
+    <w:multiLevelType w:val="hybridMultilevel"/>
+    <w:tmpl w:val="B00E961C"/>
+    <w:lvl w:ilvl="0" w:tplc="042A000D">
+      <w:start w:val="1"/>
+      <w:numFmt w:val="bullet"/>
+      <w:lvlText w:val=""/>
+      <w:lvlJc w:val="left"/>
+      <w:pPr>
+        <w:ind w:left="720" w:hanging="360"/>
+      </w:pPr>
+      <w:rPr>
+        <w:rFonts w:ascii="Wingdings" w:hAnsi="Wingdings" w:hint="default"/>
+      </w:rPr>
+    </w:lvl>
+    <w:lvl w:ilvl="1" w:tplc="042A0003" w:tentative="1">
+      <w:start w:val="1"/>
+      <w:numFmt w:val="bullet"/>
+      <w:lvlText w:val="o"/>
+      <w:lvlJc w:val="left"/>
+      <w:pPr>
+        <w:ind w:left="1440" w:hanging="360"/>
+      </w:pPr>
+      <w:rPr>
+        <w:rFonts w:ascii="Courier New" w:hAnsi="Courier New" w:cs="Courier New" w:hint="default"/>
+      </w:rPr>
+    </w:lvl>
+    <w:lvl w:ilvl="2" w:tplc="042A0005" w:tentative="1">
+      <w:start w:val="1"/>
+      <w:numFmt w:val="bullet"/>
+      <w:lvlText w:val=""/>
+      <w:lvlJc w:val="left"/>
+      <w:pPr>
+        <w:ind w:left="2160" w:hanging="360"/>
+      </w:pPr>
+      <w:rPr>
+        <w:rFonts w:ascii="Wingdings" w:hAnsi="Wingdings" w:hint="default"/>
+      </w:rPr>
+    </w:lvl>
+    <w:lvl w:ilvl="3" w:tplc="042A0001" w:tentative="1">
+      <w:start w:val="1"/>
+      <w:numFmt w:val="bullet"/>
+      <w:lvlText w:val=""/>
+      <w:lvlJc w:val="left"/>
+      <w:pPr>
+        <w:ind w:left="2880" w:hanging="360"/>
+      </w:pPr>
+      <w:rPr>
+        <w:rFonts w:ascii="Symbol" w:hAnsi="Symbol" w:hint="default"/>
+      </w:rPr>
+    </w:lvl>
+    <w:lvl w:ilvl="4" w:tplc="042A0003" w:tentative="1">
+      <w:start w:val="1"/>
+      <w:numFmt w:val="bullet"/>
+      <w:lvlText w:val="o"/>
+      <w:lvlJc w:val="left"/>
+      <w:pPr>
+        <w:ind w:left="3600" w:hanging="360"/>
+      </w:pPr>
+      <w:rPr>
+        <w:rFonts w:ascii="Courier New" w:hAnsi="Courier New" w:cs="Courier New" w:hint="default"/>
+      </w:rPr>
+    </w:lvl>
+    <w:lvl w:ilvl="5" w:tplc="042A0005" w:tentative="1">
+      <w:start w:val="1"/>
+      <w:numFmt w:val="bullet"/>
+      <w:lvlText w:val=""/>
+      <w:lvlJc w:val="left"/>
+      <w:pPr>
+        <w:ind w:left="4320" w:hanging="360"/>
+      </w:pPr>
+      <w:rPr>
+        <w:rFonts w:ascii="Wingdings" w:hAnsi="Wingdings" w:hint="default"/>
+      </w:rPr>
+    </w:lvl>
+    <w:lvl w:ilvl="6" w:tplc="042A0001" w:tentative="1">
+      <w:start w:val="1"/>
+      <w:numFmt w:val="bullet"/>
+      <w:lvlText w:val=""/>
+      <w:lvlJc w:val="left"/>
+      <w:pPr>
+        <w:ind w:left="5040" w:hanging="360"/>
+      </w:pPr>
+      <w:rPr>
+        <w:rFonts w:ascii="Symbol" w:hAnsi="Symbol" w:hint="default"/>
+      </w:rPr>
+    </w:lvl>
+    <w:lvl w:ilvl="7" w:tplc="042A0003" w:tentative="1">
+      <w:start w:val="1"/>
+      <w:numFmt w:val="bullet"/>
+      <w:lvlText w:val="o"/>
+      <w:lvlJc w:val="left"/>
+      <w:pPr>
+        <w:ind w:left="5760" w:hanging="360"/>
+      </w:pPr>
+      <w:rPr>
+        <w:rFonts w:ascii="Courier New" w:hAnsi="Courier New" w:cs="Courier New" w:hint="default"/>
+      </w:rPr>
+    </w:lvl>
+    <w:lvl w:ilvl="8" w:tplc="042A0005" w:tentative="1">
+      <w:start w:val="1"/>
+      <w:numFmt w:val="bullet"/>
+      <w:lvlText w:val=""/>
+      <w:lvlJc w:val="left"/>
+      <w:pPr>
+        <w:ind w:left="6480" w:hanging="360"/>
+      </w:pPr>
+      <w:rPr>
+        <w:rFonts w:ascii="Wingdings" w:hAnsi="Wingdings" w:hint="default"/>
+      </w:rPr>
+    </w:lvl>
+  </w:abstractNum>
+  <w:num w:numId="1">
+    <w:abstractNumId w:val="0"/>
+  </w:num>
+</w:numbering>
 </file>
 
 <file path=word/styles.xml><?xml version="1.0" encoding="utf-8"?>
@@ -646,7 +1625,7 @@
     <w:rPrDefault>
       <w:rPr>
         <w:rFonts w:ascii="Times New Roman" w:eastAsiaTheme="minorHAnsi" w:hAnsi="Times New Roman" w:cstheme="minorBidi"/>
-        <w:sz w:val="28"/>
+        <w:sz w:val="24"/>
         <w:szCs w:val="22"/>
         <w:lang w:val="en-US" w:eastAsia="en-US" w:bidi="ar-SA"/>
       </w:rPr>
@@ -1033,10 +2012,43 @@
   <w:style w:type="paragraph" w:default="1" w:styleId="Normal">
     <w:name w:val="Normal"/>
     <w:qFormat/>
+    <w:rsid w:val="00A907CE"/>
+    <w:pPr>
+      <w:spacing w:after="0" w:line="240" w:lineRule="auto"/>
+    </w:pPr>
+    <w:rPr>
+      <w:rFonts w:eastAsia="Times New Roman" w:cs="Times New Roman"/>
+      <w:szCs w:val="24"/>
+    </w:rPr>
+  </w:style>
+  <w:style w:type="paragraph" w:styleId="Heading2">
+    <w:name w:val="heading 2"/>
+    <w:basedOn w:val="Normal"/>
+    <w:next w:val="Normal"/>
+    <w:link w:val="Heading2Char"/>
+    <w:uiPriority w:val="9"/>
+    <w:unhideWhenUsed/>
+    <w:qFormat/>
+    <w:rsid w:val="00A907CE"/>
+    <w:pPr>
+      <w:keepNext/>
+      <w:keepLines/>
+      <w:spacing w:before="120" w:after="120"/>
+      <w:jc w:val="both"/>
+      <w:outlineLvl w:val="1"/>
+    </w:pPr>
+    <w:rPr>
+      <w:rFonts w:eastAsiaTheme="majorEastAsia" w:cstheme="majorBidi"/>
+      <w:b/>
+      <w:color w:val="000000" w:themeColor="text1"/>
+      <w:sz w:val="28"/>
+      <w:szCs w:val="26"/>
+    </w:rPr>
   </w:style>
   <w:style w:type="character" w:default="1" w:styleId="DefaultParagraphFont">
     <w:name w:val="Default Paragraph Font"/>
     <w:uiPriority w:val="1"/>
+    <w:semiHidden/>
     <w:unhideWhenUsed/>
   </w:style>
   <w:style w:type="table" w:default="1" w:styleId="TableNormal">
@@ -1060,6 +2072,31 @@
     <w:semiHidden/>
     <w:unhideWhenUsed/>
   </w:style>
+  <w:style w:type="character" w:customStyle="1" w:styleId="Heading2Char">
+    <w:name w:val="Heading 2 Char"/>
+    <w:basedOn w:val="DefaultParagraphFont"/>
+    <w:link w:val="Heading2"/>
+    <w:uiPriority w:val="9"/>
+    <w:rsid w:val="00A907CE"/>
+    <w:rPr>
+      <w:rFonts w:eastAsiaTheme="majorEastAsia" w:cstheme="majorBidi"/>
+      <w:b/>
+      <w:color w:val="000000" w:themeColor="text1"/>
+      <w:sz w:val="28"/>
+      <w:szCs w:val="26"/>
+    </w:rPr>
+  </w:style>
+  <w:style w:type="paragraph" w:styleId="ListParagraph">
+    <w:name w:val="List Paragraph"/>
+    <w:basedOn w:val="Normal"/>
+    <w:uiPriority w:val="34"/>
+    <w:qFormat/>
+    <w:rsid w:val="00A907CE"/>
+    <w:pPr>
+      <w:ind w:left="720"/>
+      <w:contextualSpacing/>
+    </w:pPr>
+  </w:style>
 </w:styles>
 </file>
 
@@ -1080,7 +2117,7 @@
         <a:srgbClr val="E7E6E6"/>
       </a:lt2>
       <a:accent1>
-        <a:srgbClr val="5B9BD5"/>
+        <a:srgbClr val="4472C4"/>
       </a:accent1>
       <a:accent2>
         <a:srgbClr val="ED7D31"/>
@@ -1092,7 +2129,7 @@
         <a:srgbClr val="FFC000"/>
       </a:accent4>
       <a:accent5>
-        <a:srgbClr val="4472C4"/>
+        <a:srgbClr val="5B9BD5"/>
       </a:accent5>
       <a:accent6>
         <a:srgbClr val="70AD47"/>
@@ -1139,6 +2176,23 @@
         <a:font script="Viet" typeface="Times New Roman"/>
         <a:font script="Uigh" typeface="Microsoft Uighur"/>
         <a:font script="Geor" typeface="Sylfaen"/>
+        <a:font script="Armn" typeface="Arial"/>
+        <a:font script="Bugi" typeface="Leelawadee UI"/>
+        <a:font script="Bopo" typeface="Microsoft JhengHei"/>
+        <a:font script="Java" typeface="Javanese Text"/>
+        <a:font script="Lisu" typeface="Segoe UI"/>
+        <a:font script="Mymr" typeface="Myanmar Text"/>
+        <a:font script="Nkoo" typeface="Ebrima"/>
+        <a:font script="Olck" typeface="Nirmala UI"/>
+        <a:font script="Osma" typeface="Ebrima"/>
+        <a:font script="Phag" typeface="Phagspa"/>
+        <a:font script="Syrn" typeface="Estrangelo Edessa"/>
+        <a:font script="Syrj" typeface="Estrangelo Edessa"/>
+        <a:font script="Syre" typeface="Estrangelo Edessa"/>
+        <a:font script="Sora" typeface="Nirmala UI"/>
+        <a:font script="Tale" typeface="Microsoft Tai Le"/>
+        <a:font script="Talu" typeface="Microsoft New Tai Lue"/>
+        <a:font script="Tfng" typeface="Ebrima"/>
       </a:majorFont>
       <a:minorFont>
         <a:latin typeface="Calibri" panose="020F0502020204030204"/>
@@ -1174,6 +2228,23 @@
         <a:font script="Viet" typeface="Arial"/>
         <a:font script="Uigh" typeface="Microsoft Uighur"/>
         <a:font script="Geor" typeface="Sylfaen"/>
+        <a:font script="Armn" typeface="Arial"/>
+        <a:font script="Bugi" typeface="Leelawadee UI"/>
+        <a:font script="Bopo" typeface="Microsoft JhengHei"/>
+        <a:font script="Java" typeface="Javanese Text"/>
+        <a:font script="Lisu" typeface="Segoe UI"/>
+        <a:font script="Mymr" typeface="Myanmar Text"/>
+        <a:font script="Nkoo" typeface="Ebrima"/>
+        <a:font script="Olck" typeface="Nirmala UI"/>
+        <a:font script="Osma" typeface="Ebrima"/>
+        <a:font script="Phag" typeface="Phagspa"/>
+        <a:font script="Syrn" typeface="Estrangelo Edessa"/>
+        <a:font script="Syrj" typeface="Estrangelo Edessa"/>
+        <a:font script="Syre" typeface="Estrangelo Edessa"/>
+        <a:font script="Sora" typeface="Nirmala UI"/>
+        <a:font script="Tale" typeface="Microsoft Tai Le"/>
+        <a:font script="Talu" typeface="Microsoft New Tai Lue"/>
+        <a:font script="Tfng" typeface="Ebrima"/>
       </a:minorFont>
     </a:fontScheme>
     <a:fmtScheme name="Office">
@@ -1322,16 +2393,4 @@
     </a:ext>
   </a:extLst>
 </a:theme>
-</file>
-
-<file path=customXml/item1.xml><?xml version="1.0" encoding="utf-8"?>
-<b:Sources xmlns:b="http://schemas.openxmlformats.org/officeDocument/2006/bibliography" xmlns="http://schemas.openxmlformats.org/officeDocument/2006/bibliography" SelectedStyle="\APASixthEditionOfficeOnline.xsl" StyleName="APA" Version="6"/>
-</file>
-
-<file path=customXml/itemProps1.xml><?xml version="1.0" encoding="utf-8"?>
-<ds:datastoreItem xmlns:ds="http://schemas.openxmlformats.org/officeDocument/2006/customXml" ds:itemID="{9BA291E1-522F-4657-980F-018F477ADC86}">
-  <ds:schemaRefs>
-    <ds:schemaRef ds:uri="http://schemas.openxmlformats.org/officeDocument/2006/bibliography"/>
-  </ds:schemaRefs>
-</ds:datastoreItem>
 </file>
--- a/dapan/cnttcb/Cau1.docx
+++ b/dapan/cnttcb/Cau1.docx
@@ -24,13 +24,13 @@
               <wp:anchor distT="0" distB="0" distL="114300" distR="114300" simplePos="0" relativeHeight="251662336" behindDoc="0" locked="0" layoutInCell="1" allowOverlap="1">
                 <wp:simplePos x="0" y="0"/>
                 <wp:positionH relativeFrom="column">
-                  <wp:posOffset>-479203</wp:posOffset>
+                  <wp:posOffset>-476250</wp:posOffset>
                 </wp:positionH>
                 <wp:positionV relativeFrom="paragraph">
-                  <wp:posOffset>-337399</wp:posOffset>
+                  <wp:posOffset>-336550</wp:posOffset>
                 </wp:positionV>
-                <wp:extent cx="6821326" cy="7305274"/>
-                <wp:effectExtent l="19050" t="19050" r="17780" b="10160"/>
+                <wp:extent cx="6821326" cy="7298690"/>
+                <wp:effectExtent l="19050" t="19050" r="17780" b="16510"/>
                 <wp:wrapNone/>
                 <wp:docPr id="1" name="Rectangle 1"/>
                 <wp:cNvGraphicFramePr/>
@@ -41,7 +41,7 @@
                       <wps:spPr>
                         <a:xfrm>
                           <a:off x="0" y="0"/>
-                          <a:ext cx="6821326" cy="7305274"/>
+                          <a:ext cx="6821326" cy="7298690"/>
                         </a:xfrm>
                         <a:prstGeom prst="rect">
                           <a:avLst/>
@@ -91,7 +91,7 @@
           </mc:Choice>
           <mc:Fallback>
             <w:pict>
-              <v:rect w14:anchorId="2AEAB973" id="Rectangle 1" o:spid="_x0000_s1026" style="position:absolute;margin-left:-37.75pt;margin-top:-26.55pt;width:537.1pt;height:575.2pt;z-index:251662336;visibility:visible;mso-wrap-style:square;mso-width-percent:0;mso-height-percent:0;mso-wrap-distance-left:9pt;mso-wrap-distance-top:0;mso-wrap-distance-right:9pt;mso-wrap-distance-bottom:0;mso-position-horizontal:absolute;mso-position-horizontal-relative:text;mso-position-vertical:absolute;mso-position-vertical-relative:text;mso-width-percent:0;mso-height-percent:0;mso-width-relative:margin;mso-height-relative:margin;v-text-anchor:middle" o:gfxdata="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" filled="f" strokecolor="black [3200]" strokeweight="3pt">
+              <v:rect w14:anchorId="32B3A77A" id="Rectangle 1" o:spid="_x0000_s1026" style="position:absolute;margin-left:-37.5pt;margin-top:-26.5pt;width:537.1pt;height:574.7pt;z-index:251662336;visibility:visible;mso-wrap-style:square;mso-width-percent:0;mso-height-percent:0;mso-wrap-distance-left:9pt;mso-wrap-distance-top:0;mso-wrap-distance-right:9pt;mso-wrap-distance-bottom:0;mso-position-horizontal:absolute;mso-position-horizontal-relative:text;mso-position-vertical:absolute;mso-position-vertical-relative:text;mso-width-percent:0;mso-height-percent:0;mso-width-relative:margin;mso-height-relative:margin;v-text-anchor:middle" o:gfxdata="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" filled="f" strokecolor="black [3200]" strokeweight="3pt">
                 <v:stroke joinstyle="round"/>
               </v:rect>
             </w:pict>

--- a/dapan/cnttcb/Cau1.docx
+++ b/dapan/cnttcb/Cau1.docx
@@ -29,8 +29,8 @@
                 <wp:positionV relativeFrom="paragraph">
                   <wp:posOffset>-336550</wp:posOffset>
                 </wp:positionV>
-                <wp:extent cx="6821326" cy="7298690"/>
-                <wp:effectExtent l="19050" t="19050" r="17780" b="16510"/>
+                <wp:extent cx="6864350" cy="7298690"/>
+                <wp:effectExtent l="19050" t="19050" r="12700" b="16510"/>
                 <wp:wrapNone/>
                 <wp:docPr id="1" name="Rectangle 1"/>
                 <wp:cNvGraphicFramePr/>
@@ -41,7 +41,7 @@
                       <wps:spPr>
                         <a:xfrm>
                           <a:off x="0" y="0"/>
-                          <a:ext cx="6821326" cy="7298690"/>
+                          <a:ext cx="6864350" cy="7298690"/>
                         </a:xfrm>
                         <a:prstGeom prst="rect">
                           <a:avLst/>
@@ -91,7 +91,7 @@
           </mc:Choice>
           <mc:Fallback>
             <w:pict>
-              <v:rect w14:anchorId="32B3A77A" id="Rectangle 1" o:spid="_x0000_s1026" style="position:absolute;margin-left:-37.5pt;margin-top:-26.5pt;width:537.1pt;height:574.7pt;z-index:251662336;visibility:visible;mso-wrap-style:square;mso-width-percent:0;mso-height-percent:0;mso-wrap-distance-left:9pt;mso-wrap-distance-top:0;mso-wrap-distance-right:9pt;mso-wrap-distance-bottom:0;mso-position-horizontal:absolute;mso-position-horizontal-relative:text;mso-position-vertical:absolute;mso-position-vertical-relative:text;mso-width-percent:0;mso-height-percent:0;mso-width-relative:margin;mso-height-relative:margin;v-text-anchor:middle" o:gfxdata="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" filled="f" strokecolor="black [3200]" strokeweight="3pt">
+              <v:rect w14:anchorId="61ABDABA" id="Rectangle 1" o:spid="_x0000_s1026" style="position:absolute;margin-left:-37.5pt;margin-top:-26.5pt;width:540.5pt;height:574.7pt;z-index:251662336;visibility:visible;mso-wrap-style:square;mso-width-percent:0;mso-height-percent:0;mso-wrap-distance-left:9pt;mso-wrap-distance-top:0;mso-wrap-distance-right:9pt;mso-wrap-distance-bottom:0;mso-position-horizontal:absolute;mso-position-horizontal-relative:text;mso-position-vertical:absolute;mso-position-vertical-relative:text;mso-width-percent:0;mso-height-percent:0;mso-width-relative:margin;mso-height-relative:margin;v-text-anchor:middle" o:gfxdata="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" filled="f" strokecolor="black [3200]" strokeweight="3pt">
                 <v:stroke joinstyle="round"/>
               </v:rect>
             </w:pict>
